--- a/docs/report/deliverable/RoutineMate_본인담당파트.docx
+++ b/docs/report/deliverable/RoutineMate_본인담당파트.docx
@@ -1944,6 +1944,83 @@
       <w:pPr>
         <w:spacing w:after="80"/>
       </w:pPr>
+    </w:p>
+    <w:p>
+      <w:pPr>
+        <w:spacing w:after="60"/>
+      </w:pPr>
+      <w:r>
+        <w:rPr>
+          <w:rFonts w:ascii="Apple SD Gothic Neo" w:cs="Apple SD Gothic Neo" w:eastAsia="Apple SD Gothic Neo" w:hAnsi="Apple SD Gothic Neo"/>
+          <w:color w:val="1E2A2A"/>
+          <w:sz w:val="22"/>
+          <w:szCs w:val="22"/>
+        </w:rPr>
+        <w:t xml:space="preserve">아래는 위 14개 테이블의 관계를 한눈에 보여주는 ERD다. 모든 PK는 UUID v7이며, 화살표는 외래키(FK) 관계를 나타낸다.</w:t>
+      </w:r>
+    </w:p>
+    <w:p>
+      <w:pPr>
+        <w:spacing w:after="60"/>
+        <w:jc w:val="center"/>
+      </w:pPr>
+      <w:r>
+        <w:drawing>
+          <wp:inline distT="0" distB="0" distL="0" distR="0">
+            <wp:extent cx="4476750" cy="5829300"/>
+            <wp:effectExtent t="0" r="0" b="0" l="0"/>
+            <wp:docPr id="1" name="ERD" descr="데이터베이스 관계도" title="Routine Mate ERD"/>
+            <wp:cNvGraphicFramePr>
+              <a:graphicFrameLocks xmlns:a="http://schemas.openxmlformats.org/drawingml/2006/main" noChangeAspect="1"/>
+            </wp:cNvGraphicFramePr>
+            <a:graphic xmlns:a="http://schemas.openxmlformats.org/drawingml/2006/main">
+              <a:graphicData uri="http://schemas.openxmlformats.org/drawingml/2006/picture">
+                <pic:pic xmlns:pic="http://schemas.openxmlformats.org/drawingml/2006/picture">
+                  <pic:nvPicPr>
+                    <pic:cNvPr id="0" name="" descr=""/>
+                    <pic:cNvPicPr>
+                      <a:picLocks noChangeAspect="1" noChangeArrowheads="1"/>
+                    </pic:cNvPicPr>
+                  </pic:nvPicPr>
+                  <pic:blipFill>
+                    <a:blip r:embed="rId8" cstate="none"/>
+                    <a:srcRect/>
+                    <a:stretch>
+                      <a:fillRect/>
+                    </a:stretch>
+                  </pic:blipFill>
+                  <pic:spPr bwMode="auto">
+                    <a:xfrm>
+                      <a:off x="0" y="0"/>
+                      <a:ext cx="4476750" cy="5829300"/>
+                    </a:xfrm>
+                    <a:prstGeom prst="rect">
+                      <a:avLst/>
+                    </a:prstGeom>
+                  </pic:spPr>
+                </pic:pic>
+              </a:graphicData>
+            </a:graphic>
+          </wp:inline>
+        </w:drawing>
+      </w:r>
+    </w:p>
+    <w:p>
+      <w:pPr>
+        <w:spacing w:after="160"/>
+        <w:jc w:val="center"/>
+      </w:pPr>
+      <w:r>
+        <w:rPr>
+          <w:rFonts w:ascii="Apple SD Gothic Neo" w:cs="Apple SD Gothic Neo" w:eastAsia="Apple SD Gothic Neo" w:hAnsi="Apple SD Gothic Neo"/>
+          <w:i/>
+          <w:iCs/>
+          <w:color w:val="5C6B6B"/>
+          <w:sz w:val="17"/>
+          <w:szCs w:val="17"/>
+        </w:rPr>
+        <w:t xml:space="preserve">[그림] Routine Mate ERD — 14개 테이블 · 5개 도메인 그룹 · FK 관계 24개 (dbdiagram.io 렌더)</w:t>
+      </w:r>
     </w:p>
     <w:p>
       <w:pPr>
@@ -9775,6 +9852,1497 @@
         <w:t xml:space="preserve">이미지 압축·썸네일(WebP), 커넥션 풀 파라미터 튜닝, CI에서 lint/build/py_compile 자동 실행으로 회귀 차단, 무중단 롤링 배포.</w:t>
       </w:r>
     </w:p>
+    <w:p>
+      <w:pPr>
+        <w:pStyle w:val="Heading1"/>
+        <w:pageBreakBefore/>
+        <w:pBdr>
+          <w:bottom w:val="single" w:color="2AA8A8" w:sz="8" w:space="4"/>
+        </w:pBdr>
+        <w:spacing w:after="160" w:before="0"/>
+      </w:pPr>
+      <w:r>
+        <w:rPr>
+          <w:rFonts w:ascii="Apple SD Gothic Neo" w:cs="Apple SD Gothic Neo" w:eastAsia="Apple SD Gothic Neo" w:hAnsi="Apple SD Gothic Neo"/>
+          <w:b/>
+          <w:bCs/>
+          <w:color w:val="0B3B3C"/>
+          <w:sz w:val="30"/>
+          <w:szCs w:val="30"/>
+        </w:rPr>
+        <w:t xml:space="preserve">부록. 실행 방법 (Windows)</w:t>
+      </w:r>
+    </w:p>
+    <w:p>
+      <w:pPr>
+        <w:spacing w:after="120" w:line="276"/>
+      </w:pPr>
+      <w:r>
+        <w:rPr>
+          <w:rFonts w:ascii="Apple SD Gothic Neo" w:cs="Apple SD Gothic Neo" w:eastAsia="Apple SD Gothic Neo" w:hAnsi="Apple SD Gothic Neo"/>
+          <w:color w:val="1E2A2A"/>
+          <w:sz w:val="22"/>
+          <w:szCs w:val="22"/>
+        </w:rPr>
+        <w:t xml:space="preserve">본 프로젝트는 React(프론트)·Express(BFF)·FastAPI(API) 3계층으로 구성되며, 데이터베이스(AWS RDS MySQL)와 파일 저장소(AWS S3)는 외부 인프라를 사용한다. 따라서 실행하려면 DB·S3·내부 통신 키 등의 환경변수 값이 필요하다(제출 시 별도 전달). 실행은 Docker(권장)와 수동 방식 두 가지가 있다.</w:t>
+      </w:r>
+    </w:p>
+    <w:p>
+      <w:pPr>
+        <w:pStyle w:val="Heading2"/>
+        <w:spacing w:after="110" w:before="220"/>
+      </w:pPr>
+      <w:r>
+        <w:rPr>
+          <w:rFonts w:ascii="Apple SD Gothic Neo" w:cs="Apple SD Gothic Neo" w:eastAsia="Apple SD Gothic Neo" w:hAnsi="Apple SD Gothic Neo"/>
+          <w:b/>
+          <w:bCs/>
+          <w:color w:val="0E7C7B"/>
+          <w:sz w:val="25"/>
+          <w:szCs w:val="25"/>
+        </w:rPr>
+        <w:t xml:space="preserve">1. 사전 준비물</w:t>
+      </w:r>
+    </w:p>
+    <w:p>
+      <w:pPr>
+        <w:pStyle w:val="ListParagraph"/>
+        <w:numPr>
+          <w:ilvl w:val="0"/>
+          <w:numId w:val="2"/>
+        </w:numPr>
+        <w:spacing w:after="60" w:line="264"/>
+      </w:pPr>
+      <w:r>
+        <w:rPr>
+          <w:rFonts w:ascii="Apple SD Gothic Neo" w:cs="Apple SD Gothic Neo" w:eastAsia="Apple SD Gothic Neo" w:hAnsi="Apple SD Gothic Neo"/>
+          <w:b/>
+          <w:bCs/>
+          <w:color w:val="0B3B3C"/>
+          <w:sz w:val="22"/>
+          <w:szCs w:val="22"/>
+        </w:rPr>
+        <w:t xml:space="preserve">공통 — </w:t>
+      </w:r>
+      <w:r>
+        <w:rPr>
+          <w:rFonts w:ascii="Apple SD Gothic Neo" w:cs="Apple SD Gothic Neo" w:eastAsia="Apple SD Gothic Neo" w:hAnsi="Apple SD Gothic Neo"/>
+          <w:color w:val="1E2A2A"/>
+          <w:sz w:val="22"/>
+          <w:szCs w:val="22"/>
+        </w:rPr>
+        <w:t xml:space="preserve">Git</w:t>
+      </w:r>
+    </w:p>
+    <w:p>
+      <w:pPr>
+        <w:pStyle w:val="ListParagraph"/>
+        <w:numPr>
+          <w:ilvl w:val="0"/>
+          <w:numId w:val="2"/>
+        </w:numPr>
+        <w:spacing w:after="60" w:line="264"/>
+      </w:pPr>
+      <w:r>
+        <w:rPr>
+          <w:rFonts w:ascii="Apple SD Gothic Neo" w:cs="Apple SD Gothic Neo" w:eastAsia="Apple SD Gothic Neo" w:hAnsi="Apple SD Gothic Neo"/>
+          <w:b/>
+          <w:bCs/>
+          <w:color w:val="0B3B3C"/>
+          <w:sz w:val="22"/>
+          <w:szCs w:val="22"/>
+        </w:rPr>
+        <w:t xml:space="preserve">Docker 방식(권장) — </w:t>
+      </w:r>
+      <w:r>
+        <w:rPr>
+          <w:rFonts w:ascii="Apple SD Gothic Neo" w:cs="Apple SD Gothic Neo" w:eastAsia="Apple SD Gothic Neo" w:hAnsi="Apple SD Gothic Neo"/>
+          <w:color w:val="1E2A2A"/>
+          <w:sz w:val="22"/>
+          <w:szCs w:val="22"/>
+        </w:rPr>
+        <w:t xml:space="preserve">Docker Desktop (실행 중이어야 함)</w:t>
+      </w:r>
+    </w:p>
+    <w:p>
+      <w:pPr>
+        <w:pStyle w:val="ListParagraph"/>
+        <w:numPr>
+          <w:ilvl w:val="0"/>
+          <w:numId w:val="2"/>
+        </w:numPr>
+        <w:spacing w:after="60" w:line="264"/>
+      </w:pPr>
+      <w:r>
+        <w:rPr>
+          <w:rFonts w:ascii="Apple SD Gothic Neo" w:cs="Apple SD Gothic Neo" w:eastAsia="Apple SD Gothic Neo" w:hAnsi="Apple SD Gothic Neo"/>
+          <w:b/>
+          <w:bCs/>
+          <w:color w:val="0B3B3C"/>
+          <w:sz w:val="22"/>
+          <w:szCs w:val="22"/>
+        </w:rPr>
+        <w:t xml:space="preserve">수동 방식 — </w:t>
+      </w:r>
+      <w:r>
+        <w:rPr>
+          <w:rFonts w:ascii="Apple SD Gothic Neo" w:cs="Apple SD Gothic Neo" w:eastAsia="Apple SD Gothic Neo" w:hAnsi="Apple SD Gothic Neo"/>
+          <w:color w:val="1E2A2A"/>
+          <w:sz w:val="22"/>
+          <w:szCs w:val="22"/>
+        </w:rPr>
+        <w:t xml:space="preserve">Node.js 20 이상, Python 3.12 이상</w:t>
+      </w:r>
+    </w:p>
+    <w:p>
+      <w:pPr>
+        <w:pStyle w:val="Heading2"/>
+        <w:spacing w:after="110" w:before="220"/>
+      </w:pPr>
+      <w:r>
+        <w:rPr>
+          <w:rFonts w:ascii="Apple SD Gothic Neo" w:cs="Apple SD Gothic Neo" w:eastAsia="Apple SD Gothic Neo" w:hAnsi="Apple SD Gothic Neo"/>
+          <w:b/>
+          <w:bCs/>
+          <w:color w:val="0E7C7B"/>
+          <w:sz w:val="25"/>
+          <w:szCs w:val="25"/>
+        </w:rPr>
+        <w:t xml:space="preserve">2. 소스 코드 내려받기</w:t>
+      </w:r>
+    </w:p>
+    <w:p>
+      <w:pPr>
+        <w:pBdr>
+          <w:left w:val="single" w:color="2AA8A8" w:sz="14" w:space="8"/>
+        </w:pBdr>
+        <w:shd w:fill="EEF3F2" w:val="clear"/>
+        <w:spacing w:after="120" w:before="40" w:line="268"/>
+        <w:ind w:left="120"/>
+      </w:pPr>
+      <w:r>
+        <w:rPr>
+          <w:rFonts w:ascii="Consolas" w:cs="Consolas" w:eastAsia="Consolas" w:hAnsi="Consolas"/>
+          <w:color w:val="1E2A2A"/>
+          <w:sz w:val="18"/>
+          <w:szCs w:val="18"/>
+        </w:rPr>
+        <w:t xml:space="preserve">git clone https://github.com/junseoja/capston.git</w:t>
+      </w:r>
+      <w:r>
+        <w:rPr>
+          <w:rFonts w:ascii="Consolas" w:cs="Consolas" w:eastAsia="Consolas" w:hAnsi="Consolas"/>
+          <w:color w:val="1E2A2A"/>
+          <w:sz w:val="18"/>
+          <w:szCs w:val="18"/>
+        </w:rPr>
+        <w:br/>
+        <w:t xml:space="preserve">cd capston</w:t>
+      </w:r>
+      <w:r>
+        <w:rPr>
+          <w:rFonts w:ascii="Consolas" w:cs="Consolas" w:eastAsia="Consolas" w:hAnsi="Consolas"/>
+          <w:color w:val="1E2A2A"/>
+          <w:sz w:val="18"/>
+          <w:szCs w:val="18"/>
+        </w:rPr>
+        <w:br/>
+        <w:t xml:space="preserve">git checkout dev</w:t>
+      </w:r>
+    </w:p>
+    <w:p>
+      <w:pPr>
+        <w:pStyle w:val="Heading2"/>
+        <w:spacing w:after="110" w:before="220"/>
+      </w:pPr>
+      <w:r>
+        <w:rPr>
+          <w:rFonts w:ascii="Apple SD Gothic Neo" w:cs="Apple SD Gothic Neo" w:eastAsia="Apple SD Gothic Neo" w:hAnsi="Apple SD Gothic Neo"/>
+          <w:b/>
+          <w:bCs/>
+          <w:color w:val="0E7C7B"/>
+          <w:sz w:val="25"/>
+          <w:szCs w:val="25"/>
+        </w:rPr>
+        <w:t xml:space="preserve">3. 환경변수 파일 3개 생성</w:t>
+      </w:r>
+    </w:p>
+    <w:p>
+      <w:pPr>
+        <w:spacing w:after="120" w:line="276"/>
+      </w:pPr>
+      <w:r>
+        <w:rPr>
+          <w:rFonts w:ascii="Apple SD Gothic Neo" w:cs="Apple SD Gothic Neo" w:eastAsia="Apple SD Gothic Neo" w:hAnsi="Apple SD Gothic Neo"/>
+          <w:color w:val="1E2A2A"/>
+          <w:sz w:val="22"/>
+          <w:szCs w:val="22"/>
+        </w:rPr>
+        <w:t xml:space="preserve">저장소에는 실제 .env가 포함되어 있지 않으므로 예시 파일을 복사해 만들고, RDS·S3 자격증명과 INTERNAL_API_KEY를 팀에서 전달받은 실제 값으로 채운다.</w:t>
+      </w:r>
+    </w:p>
+    <w:p>
+      <w:pPr>
+        <w:pBdr>
+          <w:left w:val="single" w:color="2AA8A8" w:sz="14" w:space="8"/>
+        </w:pBdr>
+        <w:shd w:fill="EEF3F2" w:val="clear"/>
+        <w:spacing w:after="120" w:before="40" w:line="268"/>
+        <w:ind w:left="120"/>
+      </w:pPr>
+      <w:r>
+        <w:rPr>
+          <w:rFonts w:ascii="Consolas" w:cs="Consolas" w:eastAsia="Consolas" w:hAnsi="Consolas"/>
+          <w:color w:val="1E2A2A"/>
+          <w:sz w:val="18"/>
+          <w:szCs w:val="18"/>
+        </w:rPr>
+        <w:t xml:space="preserve">copy .env.example .env</w:t>
+      </w:r>
+      <w:r>
+        <w:rPr>
+          <w:rFonts w:ascii="Consolas" w:cs="Consolas" w:eastAsia="Consolas" w:hAnsi="Consolas"/>
+          <w:color w:val="1E2A2A"/>
+          <w:sz w:val="18"/>
+          <w:szCs w:val="18"/>
+        </w:rPr>
+        <w:br/>
+        <w:t xml:space="preserve">copy src\backend\.env.example src\backend\.env</w:t>
+      </w:r>
+      <w:r>
+        <w:rPr>
+          <w:rFonts w:ascii="Consolas" w:cs="Consolas" w:eastAsia="Consolas" w:hAnsi="Consolas"/>
+          <w:color w:val="1E2A2A"/>
+          <w:sz w:val="18"/>
+          <w:szCs w:val="18"/>
+        </w:rPr>
+        <w:br/>
+        <w:t xml:space="preserve">copy src\python_api\.env.example src\python_api\.env</w:t>
+      </w:r>
+    </w:p>
+    <w:p>
+      <w:pPr>
+        <w:pStyle w:val="ListParagraph"/>
+        <w:numPr>
+          <w:ilvl w:val="0"/>
+          <w:numId w:val="2"/>
+        </w:numPr>
+        <w:spacing w:after="60" w:line="264"/>
+      </w:pPr>
+      <w:r>
+        <w:rPr>
+          <w:rFonts w:ascii="Apple SD Gothic Neo" w:cs="Apple SD Gothic Neo" w:eastAsia="Apple SD Gothic Neo" w:hAnsi="Apple SD Gothic Neo"/>
+          <w:b/>
+          <w:bCs/>
+          <w:color w:val="0B3B3C"/>
+          <w:sz w:val="22"/>
+          <w:szCs w:val="22"/>
+        </w:rPr>
+        <w:t xml:space="preserve">루트 .env — </w:t>
+      </w:r>
+      <w:r>
+        <w:rPr>
+          <w:rFonts w:ascii="Apple SD Gothic Neo" w:cs="Apple SD Gothic Neo" w:eastAsia="Apple SD Gothic Neo" w:hAnsi="Apple SD Gothic Neo"/>
+          <w:color w:val="1E2A2A"/>
+          <w:sz w:val="22"/>
+          <w:szCs w:val="22"/>
+        </w:rPr>
+        <w:t xml:space="preserve">VITE_EXPRESS_URL=http://localhost:3000</w:t>
+      </w:r>
+    </w:p>
+    <w:p>
+      <w:pPr>
+        <w:pStyle w:val="ListParagraph"/>
+        <w:numPr>
+          <w:ilvl w:val="0"/>
+          <w:numId w:val="2"/>
+        </w:numPr>
+        <w:spacing w:after="60" w:line="264"/>
+      </w:pPr>
+      <w:r>
+        <w:rPr>
+          <w:rFonts w:ascii="Apple SD Gothic Neo" w:cs="Apple SD Gothic Neo" w:eastAsia="Apple SD Gothic Neo" w:hAnsi="Apple SD Gothic Neo"/>
+          <w:b/>
+          <w:bCs/>
+          <w:color w:val="0B3B3C"/>
+          <w:sz w:val="22"/>
+          <w:szCs w:val="22"/>
+        </w:rPr>
+        <w:t xml:space="preserve">src\backend\.env — </w:t>
+      </w:r>
+      <w:r>
+        <w:rPr>
+          <w:rFonts w:ascii="Apple SD Gothic Neo" w:cs="Apple SD Gothic Neo" w:eastAsia="Apple SD Gothic Neo" w:hAnsi="Apple SD Gothic Neo"/>
+          <w:color w:val="1E2A2A"/>
+          <w:sz w:val="22"/>
+          <w:szCs w:val="22"/>
+        </w:rPr>
+        <w:t xml:space="preserve">NODE_ENV=development, INTERNAL_API_KEY, AWS_REGION/AWS_S3_BUCKET/AWS_ACCESS_KEY_ID/AWS_SECRET_ACCESS_KEY</w:t>
+      </w:r>
+    </w:p>
+    <w:p>
+      <w:pPr>
+        <w:pStyle w:val="ListParagraph"/>
+        <w:numPr>
+          <w:ilvl w:val="0"/>
+          <w:numId w:val="2"/>
+        </w:numPr>
+        <w:spacing w:after="60" w:line="264"/>
+      </w:pPr>
+      <w:r>
+        <w:rPr>
+          <w:rFonts w:ascii="Apple SD Gothic Neo" w:cs="Apple SD Gothic Neo" w:eastAsia="Apple SD Gothic Neo" w:hAnsi="Apple SD Gothic Neo"/>
+          <w:b/>
+          <w:bCs/>
+          <w:color w:val="0B3B3C"/>
+          <w:sz w:val="22"/>
+          <w:szCs w:val="22"/>
+        </w:rPr>
+        <w:t xml:space="preserve">src\python_api\.env — </w:t>
+      </w:r>
+      <w:r>
+        <w:rPr>
+          <w:rFonts w:ascii="Apple SD Gothic Neo" w:cs="Apple SD Gothic Neo" w:eastAsia="Apple SD Gothic Neo" w:hAnsi="Apple SD Gothic Neo"/>
+          <w:color w:val="1E2A2A"/>
+          <w:sz w:val="22"/>
+          <w:szCs w:val="22"/>
+        </w:rPr>
+        <w:t xml:space="preserve">DB_HOST/DB_USER/DB_PASSWORD/DB_NAME/DB_PORT(RDS), 그리고 동일한 INTERNAL_API_KEY</w:t>
+      </w:r>
+    </w:p>
+    <w:p>
+      <w:pPr>
+        <w:spacing w:after="120"/>
+      </w:pPr>
+      <w:r>
+        <w:rPr>
+          <w:rFonts w:ascii="Apple SD Gothic Neo" w:cs="Apple SD Gothic Neo" w:eastAsia="Apple SD Gothic Neo" w:hAnsi="Apple SD Gothic Neo"/>
+          <w:color w:val="1E2A2A"/>
+          <w:sz w:val="22"/>
+          <w:szCs w:val="22"/>
+        </w:rPr>
+        <w:t xml:space="preserve">※ src\backend\.env와 src\python_api\.env의 INTERNAL_API_KEY는 반드시 같은 값이어야 한다(Express가 FastAPI를 호출할 때 이 키로 내부 인증).</w:t>
+      </w:r>
+    </w:p>
+    <w:p>
+      <w:pPr>
+        <w:pStyle w:val="Heading2"/>
+        <w:spacing w:after="110" w:before="220"/>
+      </w:pPr>
+      <w:r>
+        <w:rPr>
+          <w:rFonts w:ascii="Apple SD Gothic Neo" w:cs="Apple SD Gothic Neo" w:eastAsia="Apple SD Gothic Neo" w:hAnsi="Apple SD Gothic Neo"/>
+          <w:b/>
+          <w:bCs/>
+          <w:color w:val="0E7C7B"/>
+          <w:sz w:val="25"/>
+          <w:szCs w:val="25"/>
+        </w:rPr>
+        <w:t xml:space="preserve">4. 방법 A — Docker로 실행 (권장)</w:t>
+      </w:r>
+    </w:p>
+    <w:p>
+      <w:pPr>
+        <w:spacing w:after="120" w:line="276"/>
+      </w:pPr>
+      <w:r>
+        <w:rPr>
+          <w:rFonts w:ascii="Apple SD Gothic Neo" w:cs="Apple SD Gothic Neo" w:eastAsia="Apple SD Gothic Neo" w:hAnsi="Apple SD Gothic Neo"/>
+          <w:color w:val="1E2A2A"/>
+          <w:sz w:val="22"/>
+          <w:szCs w:val="22"/>
+        </w:rPr>
+        <w:t xml:space="preserve">Docker Desktop이 실행 중인 상태에서 프로젝트 루트에서 아래를 실행하면 3개 서버가 한 번에 뜬다.</w:t>
+      </w:r>
+    </w:p>
+    <w:p>
+      <w:pPr>
+        <w:pBdr>
+          <w:left w:val="single" w:color="2AA8A8" w:sz="14" w:space="8"/>
+        </w:pBdr>
+        <w:shd w:fill="EEF3F2" w:val="clear"/>
+        <w:spacing w:after="120" w:before="40" w:line="268"/>
+        <w:ind w:left="120"/>
+      </w:pPr>
+      <w:r>
+        <w:rPr>
+          <w:rFonts w:ascii="Consolas" w:cs="Consolas" w:eastAsia="Consolas" w:hAnsi="Consolas"/>
+          <w:color w:val="1E2A2A"/>
+          <w:sz w:val="18"/>
+          <w:szCs w:val="18"/>
+        </w:rPr>
+        <w:t xml:space="preserve">docker compose up --build         # 종료: docker compose down</w:t>
+      </w:r>
+      <w:r>
+        <w:rPr>
+          <w:rFonts w:ascii="Consolas" w:cs="Consolas" w:eastAsia="Consolas" w:hAnsi="Consolas"/>
+          <w:color w:val="1E2A2A"/>
+          <w:sz w:val="18"/>
+          <w:szCs w:val="18"/>
+        </w:rPr>
+        <w:br/>
+        <w:t xml:space="preserve">docker compose up --build -d      # 백그라운드 실행</w:t>
+      </w:r>
+      <w:r>
+        <w:rPr>
+          <w:rFonts w:ascii="Consolas" w:cs="Consolas" w:eastAsia="Consolas" w:hAnsi="Consolas"/>
+          <w:color w:val="1E2A2A"/>
+          <w:sz w:val="18"/>
+          <w:szCs w:val="18"/>
+        </w:rPr>
+        <w:br/>
+        <w:t xml:space="preserve">docker compose logs -f            # 로그 보기</w:t>
+      </w:r>
+    </w:p>
+    <w:p>
+      <w:pPr>
+        <w:pStyle w:val="Heading2"/>
+        <w:spacing w:after="110" w:before="220"/>
+      </w:pPr>
+      <w:r>
+        <w:rPr>
+          <w:rFonts w:ascii="Apple SD Gothic Neo" w:cs="Apple SD Gothic Neo" w:eastAsia="Apple SD Gothic Neo" w:hAnsi="Apple SD Gothic Neo"/>
+          <w:b/>
+          <w:bCs/>
+          <w:color w:val="0E7C7B"/>
+          <w:sz w:val="25"/>
+          <w:szCs w:val="25"/>
+        </w:rPr>
+        <w:t xml:space="preserve">5. 방법 B — Docker 없이 수동 실행 (대안)</w:t>
+      </w:r>
+    </w:p>
+    <w:p>
+      <w:pPr>
+        <w:spacing w:after="120" w:line="276"/>
+      </w:pPr>
+      <w:r>
+        <w:rPr>
+          <w:rFonts w:ascii="Apple SD Gothic Neo" w:cs="Apple SD Gothic Neo" w:eastAsia="Apple SD Gothic Neo" w:hAnsi="Apple SD Gothic Neo"/>
+          <w:color w:val="1E2A2A"/>
+          <w:sz w:val="22"/>
+          <w:szCs w:val="22"/>
+        </w:rPr>
+        <w:t xml:space="preserve">PowerShell 창 3개를 열어 각각 실행한다.</w:t>
+      </w:r>
+    </w:p>
+    <w:p>
+      <w:pPr>
+        <w:spacing w:after="30"/>
+      </w:pPr>
+      <w:r>
+        <w:rPr>
+          <w:rFonts w:ascii="Apple SD Gothic Neo" w:cs="Apple SD Gothic Neo" w:eastAsia="Apple SD Gothic Neo" w:hAnsi="Apple SD Gothic Neo"/>
+          <w:color w:val="1E2A2A"/>
+          <w:sz w:val="22"/>
+          <w:szCs w:val="22"/>
+        </w:rPr>
+        <w:t xml:space="preserve">① FastAPI (8000)</w:t>
+      </w:r>
+    </w:p>
+    <w:p>
+      <w:pPr>
+        <w:pBdr>
+          <w:left w:val="single" w:color="2AA8A8" w:sz="14" w:space="8"/>
+        </w:pBdr>
+        <w:shd w:fill="EEF3F2" w:val="clear"/>
+        <w:spacing w:after="120" w:before="40" w:line="268"/>
+        <w:ind w:left="120"/>
+      </w:pPr>
+      <w:r>
+        <w:rPr>
+          <w:rFonts w:ascii="Consolas" w:cs="Consolas" w:eastAsia="Consolas" w:hAnsi="Consolas"/>
+          <w:color w:val="1E2A2A"/>
+          <w:sz w:val="18"/>
+          <w:szCs w:val="18"/>
+        </w:rPr>
+        <w:t xml:space="preserve">cd capston\src\python_api</w:t>
+      </w:r>
+      <w:r>
+        <w:rPr>
+          <w:rFonts w:ascii="Consolas" w:cs="Consolas" w:eastAsia="Consolas" w:hAnsi="Consolas"/>
+          <w:color w:val="1E2A2A"/>
+          <w:sz w:val="18"/>
+          <w:szCs w:val="18"/>
+        </w:rPr>
+        <w:br/>
+        <w:t xml:space="preserve">python -m venv venv</w:t>
+      </w:r>
+      <w:r>
+        <w:rPr>
+          <w:rFonts w:ascii="Consolas" w:cs="Consolas" w:eastAsia="Consolas" w:hAnsi="Consolas"/>
+          <w:color w:val="1E2A2A"/>
+          <w:sz w:val="18"/>
+          <w:szCs w:val="18"/>
+        </w:rPr>
+        <w:br/>
+        <w:t xml:space="preserve">venv\Scripts\activate</w:t>
+      </w:r>
+      <w:r>
+        <w:rPr>
+          <w:rFonts w:ascii="Consolas" w:cs="Consolas" w:eastAsia="Consolas" w:hAnsi="Consolas"/>
+          <w:color w:val="1E2A2A"/>
+          <w:sz w:val="18"/>
+          <w:szCs w:val="18"/>
+        </w:rPr>
+        <w:br/>
+        <w:t xml:space="preserve">pip install -r requirements.txt</w:t>
+      </w:r>
+      <w:r>
+        <w:rPr>
+          <w:rFonts w:ascii="Consolas" w:cs="Consolas" w:eastAsia="Consolas" w:hAnsi="Consolas"/>
+          <w:color w:val="1E2A2A"/>
+          <w:sz w:val="18"/>
+          <w:szCs w:val="18"/>
+        </w:rPr>
+        <w:br/>
+        <w:t xml:space="preserve">uvicorn app:app --reload --port 8000</w:t>
+      </w:r>
+    </w:p>
+    <w:p>
+      <w:pPr>
+        <w:spacing w:after="30"/>
+      </w:pPr>
+      <w:r>
+        <w:rPr>
+          <w:rFonts w:ascii="Apple SD Gothic Neo" w:cs="Apple SD Gothic Neo" w:eastAsia="Apple SD Gothic Neo" w:hAnsi="Apple SD Gothic Neo"/>
+          <w:color w:val="1E2A2A"/>
+          <w:sz w:val="22"/>
+          <w:szCs w:val="22"/>
+        </w:rPr>
+        <w:t xml:space="preserve">② Express (3000)</w:t>
+      </w:r>
+    </w:p>
+    <w:p>
+      <w:pPr>
+        <w:pBdr>
+          <w:left w:val="single" w:color="2AA8A8" w:sz="14" w:space="8"/>
+        </w:pBdr>
+        <w:shd w:fill="EEF3F2" w:val="clear"/>
+        <w:spacing w:after="120" w:before="40" w:line="268"/>
+        <w:ind w:left="120"/>
+      </w:pPr>
+      <w:r>
+        <w:rPr>
+          <w:rFonts w:ascii="Consolas" w:cs="Consolas" w:eastAsia="Consolas" w:hAnsi="Consolas"/>
+          <w:color w:val="1E2A2A"/>
+          <w:sz w:val="18"/>
+          <w:szCs w:val="18"/>
+        </w:rPr>
+        <w:t xml:space="preserve">cd capston\src\backend</w:t>
+      </w:r>
+      <w:r>
+        <w:rPr>
+          <w:rFonts w:ascii="Consolas" w:cs="Consolas" w:eastAsia="Consolas" w:hAnsi="Consolas"/>
+          <w:color w:val="1E2A2A"/>
+          <w:sz w:val="18"/>
+          <w:szCs w:val="18"/>
+        </w:rPr>
+        <w:br/>
+        <w:t xml:space="preserve">npm install</w:t>
+      </w:r>
+      <w:r>
+        <w:rPr>
+          <w:rFonts w:ascii="Consolas" w:cs="Consolas" w:eastAsia="Consolas" w:hAnsi="Consolas"/>
+          <w:color w:val="1E2A2A"/>
+          <w:sz w:val="18"/>
+          <w:szCs w:val="18"/>
+        </w:rPr>
+        <w:br/>
+        <w:t xml:space="preserve">npm start</w:t>
+      </w:r>
+    </w:p>
+    <w:p>
+      <w:pPr>
+        <w:spacing w:after="30"/>
+      </w:pPr>
+      <w:r>
+        <w:rPr>
+          <w:rFonts w:ascii="Apple SD Gothic Neo" w:cs="Apple SD Gothic Neo" w:eastAsia="Apple SD Gothic Neo" w:hAnsi="Apple SD Gothic Neo"/>
+          <w:color w:val="1E2A2A"/>
+          <w:sz w:val="22"/>
+          <w:szCs w:val="22"/>
+        </w:rPr>
+        <w:t xml:space="preserve">③ React (5173)</w:t>
+      </w:r>
+    </w:p>
+    <w:p>
+      <w:pPr>
+        <w:pBdr>
+          <w:left w:val="single" w:color="2AA8A8" w:sz="14" w:space="8"/>
+        </w:pBdr>
+        <w:shd w:fill="EEF3F2" w:val="clear"/>
+        <w:spacing w:after="120" w:before="40" w:line="268"/>
+        <w:ind w:left="120"/>
+      </w:pPr>
+      <w:r>
+        <w:rPr>
+          <w:rFonts w:ascii="Consolas" w:cs="Consolas" w:eastAsia="Consolas" w:hAnsi="Consolas"/>
+          <w:color w:val="1E2A2A"/>
+          <w:sz w:val="18"/>
+          <w:szCs w:val="18"/>
+        </w:rPr>
+        <w:t xml:space="preserve">cd capston</w:t>
+      </w:r>
+      <w:r>
+        <w:rPr>
+          <w:rFonts w:ascii="Consolas" w:cs="Consolas" w:eastAsia="Consolas" w:hAnsi="Consolas"/>
+          <w:color w:val="1E2A2A"/>
+          <w:sz w:val="18"/>
+          <w:szCs w:val="18"/>
+        </w:rPr>
+        <w:br/>
+        <w:t xml:space="preserve">npm install</w:t>
+      </w:r>
+      <w:r>
+        <w:rPr>
+          <w:rFonts w:ascii="Consolas" w:cs="Consolas" w:eastAsia="Consolas" w:hAnsi="Consolas"/>
+          <w:color w:val="1E2A2A"/>
+          <w:sz w:val="18"/>
+          <w:szCs w:val="18"/>
+        </w:rPr>
+        <w:br/>
+        <w:t xml:space="preserve">npm run dev</w:t>
+      </w:r>
+    </w:p>
+    <w:p>
+      <w:pPr>
+        <w:pStyle w:val="Heading2"/>
+        <w:spacing w:after="110" w:before="220"/>
+      </w:pPr>
+      <w:r>
+        <w:rPr>
+          <w:rFonts w:ascii="Apple SD Gothic Neo" w:cs="Apple SD Gothic Neo" w:eastAsia="Apple SD Gothic Neo" w:hAnsi="Apple SD Gothic Neo"/>
+          <w:b/>
+          <w:bCs/>
+          <w:color w:val="0E7C7B"/>
+          <w:sz w:val="25"/>
+          <w:szCs w:val="25"/>
+        </w:rPr>
+        <w:t xml:space="preserve">6. 접속 확인</w:t>
+      </w:r>
+    </w:p>
+    <w:p>
+      <w:pPr>
+        <w:spacing w:after="120" w:line="276"/>
+      </w:pPr>
+      <w:r>
+        <w:rPr>
+          <w:rFonts w:ascii="Apple SD Gothic Neo" w:cs="Apple SD Gothic Neo" w:eastAsia="Apple SD Gothic Neo" w:hAnsi="Apple SD Gothic Neo"/>
+          <w:color w:val="1E2A2A"/>
+          <w:sz w:val="22"/>
+          <w:szCs w:val="22"/>
+        </w:rPr>
+        <w:t xml:space="preserve">브라우저에서 http://localhost:5173 으로 접속하면 실제 화면이 열린다(로그인·회원가입·루틴·피드 동작). Express(3000)와 FastAPI(8000/docs)는 내부 통신용이라 직접 접속하지 않는다.</w:t>
+      </w:r>
+    </w:p>
+    <w:p>
+      <w:pPr>
+        <w:pStyle w:val="Heading2"/>
+        <w:spacing w:after="110" w:before="220"/>
+      </w:pPr>
+      <w:r>
+        <w:rPr>
+          <w:rFonts w:ascii="Apple SD Gothic Neo" w:cs="Apple SD Gothic Neo" w:eastAsia="Apple SD Gothic Neo" w:hAnsi="Apple SD Gothic Neo"/>
+          <w:b/>
+          <w:bCs/>
+          <w:color w:val="0E7C7B"/>
+          <w:sz w:val="25"/>
+          <w:szCs w:val="25"/>
+        </w:rPr>
+        <w:t xml:space="preserve">7. 자주 막히는 곳</w:t>
+      </w:r>
+    </w:p>
+    <w:tbl>
+      <w:tblPr>
+        <w:tblW w:type="dxa" w:w="9360"/>
+        <w:tblBorders>
+          <w:top w:val="single" w:color="auto" w:sz="4"/>
+          <w:left w:val="single" w:color="auto" w:sz="4"/>
+          <w:bottom w:val="single" w:color="auto" w:sz="4"/>
+          <w:right w:val="single" w:color="auto" w:sz="4"/>
+          <w:insideH w:val="single" w:color="auto" w:sz="4"/>
+          <w:insideV w:val="single" w:color="auto" w:sz="4"/>
+        </w:tblBorders>
+      </w:tblPr>
+      <w:tblGrid>
+        <w:gridCol w:w="3000"/>
+        <w:gridCol w:w="2700"/>
+        <w:gridCol w:w="3660"/>
+      </w:tblGrid>
+      <w:tr>
+        <w:trPr>
+          <w:tblHeader/>
+        </w:trPr>
+        <w:tc>
+          <w:tcPr>
+            <w:tcW w:type="dxa" w:w="3000"/>
+            <w:tcBorders>
+              <w:top w:val="single" w:color="CFE0DE" w:sz="1"/>
+              <w:left w:val="single" w:color="CFE0DE" w:sz="1"/>
+              <w:bottom w:val="single" w:color="CFE0DE" w:sz="1"/>
+              <w:right w:val="single" w:color="CFE0DE" w:sz="1"/>
+            </w:tcBorders>
+            <w:shd w:fill="0E7C7B" w:val="clear"/>
+            <w:tcMar>
+              <w:top w:type="dxa" w:w="50"/>
+              <w:left w:type="dxa" w:w="110"/>
+              <w:bottom w:type="dxa" w:w="50"/>
+              <w:right w:type="dxa" w:w="90"/>
+            </w:tcMar>
+            <w:vAlign w:val="center"/>
+          </w:tcPr>
+          <w:p>
+            <w:pPr>
+              <w:spacing w:after="0" w:line="240"/>
+              <w:jc w:val="left"/>
+            </w:pPr>
+            <w:r>
+              <w:rPr>
+                <w:rFonts w:ascii="Apple SD Gothic Neo" w:cs="Apple SD Gothic Neo" w:eastAsia="Apple SD Gothic Neo" w:hAnsi="Apple SD Gothic Neo"/>
+                <w:b/>
+                <w:bCs/>
+                <w:color w:val="FFFFFF"/>
+                <w:sz w:val="20"/>
+                <w:szCs w:val="20"/>
+              </w:rPr>
+              <w:t xml:space="preserve">증상</w:t>
+            </w:r>
+          </w:p>
+        </w:tc>
+        <w:tc>
+          <w:tcPr>
+            <w:tcW w:type="dxa" w:w="2700"/>
+            <w:tcBorders>
+              <w:top w:val="single" w:color="CFE0DE" w:sz="1"/>
+              <w:left w:val="single" w:color="CFE0DE" w:sz="1"/>
+              <w:bottom w:val="single" w:color="CFE0DE" w:sz="1"/>
+              <w:right w:val="single" w:color="CFE0DE" w:sz="1"/>
+            </w:tcBorders>
+            <w:shd w:fill="0E7C7B" w:val="clear"/>
+            <w:tcMar>
+              <w:top w:type="dxa" w:w="50"/>
+              <w:left w:type="dxa" w:w="110"/>
+              <w:bottom w:type="dxa" w:w="50"/>
+              <w:right w:type="dxa" w:w="90"/>
+            </w:tcMar>
+            <w:vAlign w:val="center"/>
+          </w:tcPr>
+          <w:p>
+            <w:pPr>
+              <w:spacing w:after="0" w:line="240"/>
+              <w:jc w:val="left"/>
+            </w:pPr>
+            <w:r>
+              <w:rPr>
+                <w:rFonts w:ascii="Apple SD Gothic Neo" w:cs="Apple SD Gothic Neo" w:eastAsia="Apple SD Gothic Neo" w:hAnsi="Apple SD Gothic Neo"/>
+                <w:b/>
+                <w:bCs/>
+                <w:color w:val="FFFFFF"/>
+                <w:sz w:val="20"/>
+                <w:szCs w:val="20"/>
+              </w:rPr>
+              <w:t xml:space="preserve">원인</w:t>
+            </w:r>
+          </w:p>
+        </w:tc>
+        <w:tc>
+          <w:tcPr>
+            <w:tcW w:type="dxa" w:w="3660"/>
+            <w:tcBorders>
+              <w:top w:val="single" w:color="CFE0DE" w:sz="1"/>
+              <w:left w:val="single" w:color="CFE0DE" w:sz="1"/>
+              <w:bottom w:val="single" w:color="CFE0DE" w:sz="1"/>
+              <w:right w:val="single" w:color="CFE0DE" w:sz="1"/>
+            </w:tcBorders>
+            <w:shd w:fill="0E7C7B" w:val="clear"/>
+            <w:tcMar>
+              <w:top w:type="dxa" w:w="50"/>
+              <w:left w:type="dxa" w:w="110"/>
+              <w:bottom w:type="dxa" w:w="50"/>
+              <w:right w:type="dxa" w:w="90"/>
+            </w:tcMar>
+            <w:vAlign w:val="center"/>
+          </w:tcPr>
+          <w:p>
+            <w:pPr>
+              <w:spacing w:after="0" w:line="240"/>
+              <w:jc w:val="left"/>
+            </w:pPr>
+            <w:r>
+              <w:rPr>
+                <w:rFonts w:ascii="Apple SD Gothic Neo" w:cs="Apple SD Gothic Neo" w:eastAsia="Apple SD Gothic Neo" w:hAnsi="Apple SD Gothic Neo"/>
+                <w:b/>
+                <w:bCs/>
+                <w:color w:val="FFFFFF"/>
+                <w:sz w:val="20"/>
+                <w:szCs w:val="20"/>
+              </w:rPr>
+              <w:t xml:space="preserve">해결</w:t>
+            </w:r>
+          </w:p>
+        </w:tc>
+      </w:tr>
+      <w:tr>
+        <w:tc>
+          <w:tcPr>
+            <w:tcW w:type="dxa" w:w="3000"/>
+            <w:tcBorders>
+              <w:top w:val="single" w:color="CFE0DE" w:sz="1"/>
+              <w:left w:val="single" w:color="CFE0DE" w:sz="1"/>
+              <w:bottom w:val="single" w:color="CFE0DE" w:sz="1"/>
+              <w:right w:val="single" w:color="CFE0DE" w:sz="1"/>
+            </w:tcBorders>
+            <w:shd w:fill="FFFFFF" w:val="clear"/>
+            <w:tcMar>
+              <w:top w:type="dxa" w:w="50"/>
+              <w:left w:type="dxa" w:w="110"/>
+              <w:bottom w:type="dxa" w:w="50"/>
+              <w:right w:type="dxa" w:w="90"/>
+            </w:tcMar>
+            <w:vAlign w:val="center"/>
+          </w:tcPr>
+          <w:p>
+            <w:pPr>
+              <w:spacing w:after="0" w:line="240"/>
+              <w:jc w:val="left"/>
+            </w:pPr>
+            <w:r>
+              <w:rPr>
+                <w:rFonts w:ascii="Apple SD Gothic Neo" w:cs="Apple SD Gothic Neo" w:eastAsia="Apple SD Gothic Neo" w:hAnsi="Apple SD Gothic Neo"/>
+                <w:b/>
+                <w:bCs/>
+                <w:color w:val="1E2A2A"/>
+                <w:sz w:val="19"/>
+                <w:szCs w:val="19"/>
+              </w:rPr>
+              <w:t xml:space="preserve">화면은 뜨는데 API가 전부 실패</w:t>
+            </w:r>
+          </w:p>
+        </w:tc>
+        <w:tc>
+          <w:tcPr>
+            <w:tcW w:type="dxa" w:w="2700"/>
+            <w:tcBorders>
+              <w:top w:val="single" w:color="CFE0DE" w:sz="1"/>
+              <w:left w:val="single" w:color="CFE0DE" w:sz="1"/>
+              <w:bottom w:val="single" w:color="CFE0DE" w:sz="1"/>
+              <w:right w:val="single" w:color="CFE0DE" w:sz="1"/>
+            </w:tcBorders>
+            <w:shd w:fill="FFFFFF" w:val="clear"/>
+            <w:tcMar>
+              <w:top w:type="dxa" w:w="50"/>
+              <w:left w:type="dxa" w:w="110"/>
+              <w:bottom w:type="dxa" w:w="50"/>
+              <w:right w:type="dxa" w:w="90"/>
+            </w:tcMar>
+            <w:vAlign w:val="center"/>
+          </w:tcPr>
+          <w:p>
+            <w:pPr>
+              <w:spacing w:after="0" w:line="240"/>
+              <w:jc w:val="left"/>
+            </w:pPr>
+            <w:r>
+              <w:rPr>
+                <w:rFonts w:ascii="Apple SD Gothic Neo" w:cs="Apple SD Gothic Neo" w:eastAsia="Apple SD Gothic Neo" w:hAnsi="Apple SD Gothic Neo"/>
+                <w:b w:val="false"/>
+                <w:bCs w:val="false"/>
+                <w:color w:val="1E2A2A"/>
+                <w:sz w:val="19"/>
+                <w:szCs w:val="19"/>
+              </w:rPr>
+              <w:t xml:space="preserve">DB(RDS) 자격증명 오타·미입력</w:t>
+            </w:r>
+          </w:p>
+        </w:tc>
+        <w:tc>
+          <w:tcPr>
+            <w:tcW w:type="dxa" w:w="3660"/>
+            <w:tcBorders>
+              <w:top w:val="single" w:color="CFE0DE" w:sz="1"/>
+              <w:left w:val="single" w:color="CFE0DE" w:sz="1"/>
+              <w:bottom w:val="single" w:color="CFE0DE" w:sz="1"/>
+              <w:right w:val="single" w:color="CFE0DE" w:sz="1"/>
+            </w:tcBorders>
+            <w:shd w:fill="FFFFFF" w:val="clear"/>
+            <w:tcMar>
+              <w:top w:type="dxa" w:w="50"/>
+              <w:left w:type="dxa" w:w="110"/>
+              <w:bottom w:type="dxa" w:w="50"/>
+              <w:right w:type="dxa" w:w="90"/>
+            </w:tcMar>
+            <w:vAlign w:val="center"/>
+          </w:tcPr>
+          <w:p>
+            <w:pPr>
+              <w:spacing w:after="0" w:line="240"/>
+              <w:jc w:val="left"/>
+            </w:pPr>
+            <w:r>
+              <w:rPr>
+                <w:rFonts w:ascii="Apple SD Gothic Neo" w:cs="Apple SD Gothic Neo" w:eastAsia="Apple SD Gothic Neo" w:hAnsi="Apple SD Gothic Neo"/>
+                <w:b w:val="false"/>
+                <w:bCs w:val="false"/>
+                <w:color w:val="1E2A2A"/>
+                <w:sz w:val="19"/>
+                <w:szCs w:val="19"/>
+              </w:rPr>
+              <w:t xml:space="preserve">src\python_api\.env의 DB_HOST/USER/PASSWORD/PORT 확인</w:t>
+            </w:r>
+          </w:p>
+        </w:tc>
+      </w:tr>
+      <w:tr>
+        <w:tc>
+          <w:tcPr>
+            <w:tcW w:type="dxa" w:w="3000"/>
+            <w:tcBorders>
+              <w:top w:val="single" w:color="CFE0DE" w:sz="1"/>
+              <w:left w:val="single" w:color="CFE0DE" w:sz="1"/>
+              <w:bottom w:val="single" w:color="CFE0DE" w:sz="1"/>
+              <w:right w:val="single" w:color="CFE0DE" w:sz="1"/>
+            </w:tcBorders>
+            <w:shd w:fill="EEF5F4" w:val="clear"/>
+            <w:tcMar>
+              <w:top w:type="dxa" w:w="50"/>
+              <w:left w:type="dxa" w:w="110"/>
+              <w:bottom w:type="dxa" w:w="50"/>
+              <w:right w:type="dxa" w:w="90"/>
+            </w:tcMar>
+            <w:vAlign w:val="center"/>
+          </w:tcPr>
+          <w:p>
+            <w:pPr>
+              <w:spacing w:after="0" w:line="240"/>
+              <w:jc w:val="left"/>
+            </w:pPr>
+            <w:r>
+              <w:rPr>
+                <w:rFonts w:ascii="Apple SD Gothic Neo" w:cs="Apple SD Gothic Neo" w:eastAsia="Apple SD Gothic Neo" w:hAnsi="Apple SD Gothic Neo"/>
+                <w:b/>
+                <w:bCs/>
+                <w:color w:val="1E2A2A"/>
+                <w:sz w:val="19"/>
+                <w:szCs w:val="19"/>
+              </w:rPr>
+              <w:t xml:space="preserve">Express→FastAPI 호출 실패(500)</w:t>
+            </w:r>
+          </w:p>
+        </w:tc>
+        <w:tc>
+          <w:tcPr>
+            <w:tcW w:type="dxa" w:w="2700"/>
+            <w:tcBorders>
+              <w:top w:val="single" w:color="CFE0DE" w:sz="1"/>
+              <w:left w:val="single" w:color="CFE0DE" w:sz="1"/>
+              <w:bottom w:val="single" w:color="CFE0DE" w:sz="1"/>
+              <w:right w:val="single" w:color="CFE0DE" w:sz="1"/>
+            </w:tcBorders>
+            <w:shd w:fill="EEF5F4" w:val="clear"/>
+            <w:tcMar>
+              <w:top w:type="dxa" w:w="50"/>
+              <w:left w:type="dxa" w:w="110"/>
+              <w:bottom w:type="dxa" w:w="50"/>
+              <w:right w:type="dxa" w:w="90"/>
+            </w:tcMar>
+            <w:vAlign w:val="center"/>
+          </w:tcPr>
+          <w:p>
+            <w:pPr>
+              <w:spacing w:after="0" w:line="240"/>
+              <w:jc w:val="left"/>
+            </w:pPr>
+            <w:r>
+              <w:rPr>
+                <w:rFonts w:ascii="Apple SD Gothic Neo" w:cs="Apple SD Gothic Neo" w:eastAsia="Apple SD Gothic Neo" w:hAnsi="Apple SD Gothic Neo"/>
+                <w:b w:val="false"/>
+                <w:bCs w:val="false"/>
+                <w:color w:val="1E2A2A"/>
+                <w:sz w:val="19"/>
+                <w:szCs w:val="19"/>
+              </w:rPr>
+              <w:t xml:space="preserve">두 .env의 INTERNAL_API_KEY 불일치</w:t>
+            </w:r>
+          </w:p>
+        </w:tc>
+        <w:tc>
+          <w:tcPr>
+            <w:tcW w:type="dxa" w:w="3660"/>
+            <w:tcBorders>
+              <w:top w:val="single" w:color="CFE0DE" w:sz="1"/>
+              <w:left w:val="single" w:color="CFE0DE" w:sz="1"/>
+              <w:bottom w:val="single" w:color="CFE0DE" w:sz="1"/>
+              <w:right w:val="single" w:color="CFE0DE" w:sz="1"/>
+            </w:tcBorders>
+            <w:shd w:fill="EEF5F4" w:val="clear"/>
+            <w:tcMar>
+              <w:top w:type="dxa" w:w="50"/>
+              <w:left w:type="dxa" w:w="110"/>
+              <w:bottom w:type="dxa" w:w="50"/>
+              <w:right w:type="dxa" w:w="90"/>
+            </w:tcMar>
+            <w:vAlign w:val="center"/>
+          </w:tcPr>
+          <w:p>
+            <w:pPr>
+              <w:spacing w:after="0" w:line="240"/>
+              <w:jc w:val="left"/>
+            </w:pPr>
+            <w:r>
+              <w:rPr>
+                <w:rFonts w:ascii="Apple SD Gothic Neo" w:cs="Apple SD Gothic Neo" w:eastAsia="Apple SD Gothic Neo" w:hAnsi="Apple SD Gothic Neo"/>
+                <w:b w:val="false"/>
+                <w:bCs w:val="false"/>
+                <w:color w:val="1E2A2A"/>
+                <w:sz w:val="19"/>
+                <w:szCs w:val="19"/>
+              </w:rPr>
+              <w:t xml:space="preserve">두 값을 같은 문자열로 통일</w:t>
+            </w:r>
+          </w:p>
+        </w:tc>
+      </w:tr>
+      <w:tr>
+        <w:tc>
+          <w:tcPr>
+            <w:tcW w:type="dxa" w:w="3000"/>
+            <w:tcBorders>
+              <w:top w:val="single" w:color="CFE0DE" w:sz="1"/>
+              <w:left w:val="single" w:color="CFE0DE" w:sz="1"/>
+              <w:bottom w:val="single" w:color="CFE0DE" w:sz="1"/>
+              <w:right w:val="single" w:color="CFE0DE" w:sz="1"/>
+            </w:tcBorders>
+            <w:shd w:fill="FFFFFF" w:val="clear"/>
+            <w:tcMar>
+              <w:top w:type="dxa" w:w="50"/>
+              <w:left w:type="dxa" w:w="110"/>
+              <w:bottom w:type="dxa" w:w="50"/>
+              <w:right w:type="dxa" w:w="90"/>
+            </w:tcMar>
+            <w:vAlign w:val="center"/>
+          </w:tcPr>
+          <w:p>
+            <w:pPr>
+              <w:spacing w:after="0" w:line="240"/>
+              <w:jc w:val="left"/>
+            </w:pPr>
+            <w:r>
+              <w:rPr>
+                <w:rFonts w:ascii="Apple SD Gothic Neo" w:cs="Apple SD Gothic Neo" w:eastAsia="Apple SD Gothic Neo" w:hAnsi="Apple SD Gothic Neo"/>
+                <w:b/>
+                <w:bCs/>
+                <w:color w:val="1E2A2A"/>
+                <w:sz w:val="19"/>
+                <w:szCs w:val="19"/>
+              </w:rPr>
+              <w:t xml:space="preserve">CORS 에러</w:t>
+            </w:r>
+          </w:p>
+        </w:tc>
+        <w:tc>
+          <w:tcPr>
+            <w:tcW w:type="dxa" w:w="2700"/>
+            <w:tcBorders>
+              <w:top w:val="single" w:color="CFE0DE" w:sz="1"/>
+              <w:left w:val="single" w:color="CFE0DE" w:sz="1"/>
+              <w:bottom w:val="single" w:color="CFE0DE" w:sz="1"/>
+              <w:right w:val="single" w:color="CFE0DE" w:sz="1"/>
+            </w:tcBorders>
+            <w:shd w:fill="FFFFFF" w:val="clear"/>
+            <w:tcMar>
+              <w:top w:type="dxa" w:w="50"/>
+              <w:left w:type="dxa" w:w="110"/>
+              <w:bottom w:type="dxa" w:w="50"/>
+              <w:right w:type="dxa" w:w="90"/>
+            </w:tcMar>
+            <w:vAlign w:val="center"/>
+          </w:tcPr>
+          <w:p>
+            <w:pPr>
+              <w:spacing w:after="0" w:line="240"/>
+              <w:jc w:val="left"/>
+            </w:pPr>
+            <w:r>
+              <w:rPr>
+                <w:rFonts w:ascii="Apple SD Gothic Neo" w:cs="Apple SD Gothic Neo" w:eastAsia="Apple SD Gothic Neo" w:hAnsi="Apple SD Gothic Neo"/>
+                <w:b w:val="false"/>
+                <w:bCs w:val="false"/>
+                <w:color w:val="1E2A2A"/>
+                <w:sz w:val="19"/>
+                <w:szCs w:val="19"/>
+              </w:rPr>
+              <w:t xml:space="preserve">FRONTEND_URL에 localhost:5173 없음</w:t>
+            </w:r>
+          </w:p>
+        </w:tc>
+        <w:tc>
+          <w:tcPr>
+            <w:tcW w:type="dxa" w:w="3660"/>
+            <w:tcBorders>
+              <w:top w:val="single" w:color="CFE0DE" w:sz="1"/>
+              <w:left w:val="single" w:color="CFE0DE" w:sz="1"/>
+              <w:bottom w:val="single" w:color="CFE0DE" w:sz="1"/>
+              <w:right w:val="single" w:color="CFE0DE" w:sz="1"/>
+            </w:tcBorders>
+            <w:shd w:fill="FFFFFF" w:val="clear"/>
+            <w:tcMar>
+              <w:top w:type="dxa" w:w="50"/>
+              <w:left w:type="dxa" w:w="110"/>
+              <w:bottom w:type="dxa" w:w="50"/>
+              <w:right w:type="dxa" w:w="90"/>
+            </w:tcMar>
+            <w:vAlign w:val="center"/>
+          </w:tcPr>
+          <w:p>
+            <w:pPr>
+              <w:spacing w:after="0" w:line="240"/>
+              <w:jc w:val="left"/>
+            </w:pPr>
+            <w:r>
+              <w:rPr>
+                <w:rFonts w:ascii="Apple SD Gothic Neo" w:cs="Apple SD Gothic Neo" w:eastAsia="Apple SD Gothic Neo" w:hAnsi="Apple SD Gothic Neo"/>
+                <w:b w:val="false"/>
+                <w:bCs w:val="false"/>
+                <w:color w:val="1E2A2A"/>
+                <w:sz w:val="19"/>
+                <w:szCs w:val="19"/>
+              </w:rPr>
+              <w:t xml:space="preserve">src\backend\.env 확인 후 재시작</w:t>
+            </w:r>
+          </w:p>
+        </w:tc>
+      </w:tr>
+      <w:tr>
+        <w:tc>
+          <w:tcPr>
+            <w:tcW w:type="dxa" w:w="3000"/>
+            <w:tcBorders>
+              <w:top w:val="single" w:color="CFE0DE" w:sz="1"/>
+              <w:left w:val="single" w:color="CFE0DE" w:sz="1"/>
+              <w:bottom w:val="single" w:color="CFE0DE" w:sz="1"/>
+              <w:right w:val="single" w:color="CFE0DE" w:sz="1"/>
+            </w:tcBorders>
+            <w:shd w:fill="EEF5F4" w:val="clear"/>
+            <w:tcMar>
+              <w:top w:type="dxa" w:w="50"/>
+              <w:left w:type="dxa" w:w="110"/>
+              <w:bottom w:type="dxa" w:w="50"/>
+              <w:right w:type="dxa" w:w="90"/>
+            </w:tcMar>
+            <w:vAlign w:val="center"/>
+          </w:tcPr>
+          <w:p>
+            <w:pPr>
+              <w:spacing w:after="0" w:line="240"/>
+              <w:jc w:val="left"/>
+            </w:pPr>
+            <w:r>
+              <w:rPr>
+                <w:rFonts w:ascii="Apple SD Gothic Neo" w:cs="Apple SD Gothic Neo" w:eastAsia="Apple SD Gothic Neo" w:hAnsi="Apple SD Gothic Neo"/>
+                <w:b/>
+                <w:bCs/>
+                <w:color w:val="1E2A2A"/>
+                <w:sz w:val="19"/>
+                <w:szCs w:val="19"/>
+              </w:rPr>
+              <w:t xml:space="preserve">이미지 업로드 실패</w:t>
+            </w:r>
+          </w:p>
+        </w:tc>
+        <w:tc>
+          <w:tcPr>
+            <w:tcW w:type="dxa" w:w="2700"/>
+            <w:tcBorders>
+              <w:top w:val="single" w:color="CFE0DE" w:sz="1"/>
+              <w:left w:val="single" w:color="CFE0DE" w:sz="1"/>
+              <w:bottom w:val="single" w:color="CFE0DE" w:sz="1"/>
+              <w:right w:val="single" w:color="CFE0DE" w:sz="1"/>
+            </w:tcBorders>
+            <w:shd w:fill="EEF5F4" w:val="clear"/>
+            <w:tcMar>
+              <w:top w:type="dxa" w:w="50"/>
+              <w:left w:type="dxa" w:w="110"/>
+              <w:bottom w:type="dxa" w:w="50"/>
+              <w:right w:type="dxa" w:w="90"/>
+            </w:tcMar>
+            <w:vAlign w:val="center"/>
+          </w:tcPr>
+          <w:p>
+            <w:pPr>
+              <w:spacing w:after="0" w:line="240"/>
+              <w:jc w:val="left"/>
+            </w:pPr>
+            <w:r>
+              <w:rPr>
+                <w:rFonts w:ascii="Apple SD Gothic Neo" w:cs="Apple SD Gothic Neo" w:eastAsia="Apple SD Gothic Neo" w:hAnsi="Apple SD Gothic Neo"/>
+                <w:b w:val="false"/>
+                <w:bCs w:val="false"/>
+                <w:color w:val="1E2A2A"/>
+                <w:sz w:val="19"/>
+                <w:szCs w:val="19"/>
+              </w:rPr>
+              <w:t xml:space="preserve">S3 자격증명·버킷명 오류</w:t>
+            </w:r>
+          </w:p>
+        </w:tc>
+        <w:tc>
+          <w:tcPr>
+            <w:tcW w:type="dxa" w:w="3660"/>
+            <w:tcBorders>
+              <w:top w:val="single" w:color="CFE0DE" w:sz="1"/>
+              <w:left w:val="single" w:color="CFE0DE" w:sz="1"/>
+              <w:bottom w:val="single" w:color="CFE0DE" w:sz="1"/>
+              <w:right w:val="single" w:color="CFE0DE" w:sz="1"/>
+            </w:tcBorders>
+            <w:shd w:fill="EEF5F4" w:val="clear"/>
+            <w:tcMar>
+              <w:top w:type="dxa" w:w="50"/>
+              <w:left w:type="dxa" w:w="110"/>
+              <w:bottom w:type="dxa" w:w="50"/>
+              <w:right w:type="dxa" w:w="90"/>
+            </w:tcMar>
+            <w:vAlign w:val="center"/>
+          </w:tcPr>
+          <w:p>
+            <w:pPr>
+              <w:spacing w:after="0" w:line="240"/>
+              <w:jc w:val="left"/>
+            </w:pPr>
+            <w:r>
+              <w:rPr>
+                <w:rFonts w:ascii="Apple SD Gothic Neo" w:cs="Apple SD Gothic Neo" w:eastAsia="Apple SD Gothic Neo" w:hAnsi="Apple SD Gothic Neo"/>
+                <w:b w:val="false"/>
+                <w:bCs w:val="false"/>
+                <w:color w:val="1E2A2A"/>
+                <w:sz w:val="19"/>
+                <w:szCs w:val="19"/>
+              </w:rPr>
+              <w:t xml:space="preserve">src\backend\.env의 AWS_* 확인</w:t>
+            </w:r>
+          </w:p>
+        </w:tc>
+      </w:tr>
+      <w:tr>
+        <w:tc>
+          <w:tcPr>
+            <w:tcW w:type="dxa" w:w="3000"/>
+            <w:tcBorders>
+              <w:top w:val="single" w:color="CFE0DE" w:sz="1"/>
+              <w:left w:val="single" w:color="CFE0DE" w:sz="1"/>
+              <w:bottom w:val="single" w:color="CFE0DE" w:sz="1"/>
+              <w:right w:val="single" w:color="CFE0DE" w:sz="1"/>
+            </w:tcBorders>
+            <w:shd w:fill="FFFFFF" w:val="clear"/>
+            <w:tcMar>
+              <w:top w:type="dxa" w:w="50"/>
+              <w:left w:type="dxa" w:w="110"/>
+              <w:bottom w:type="dxa" w:w="50"/>
+              <w:right w:type="dxa" w:w="90"/>
+            </w:tcMar>
+            <w:vAlign w:val="center"/>
+          </w:tcPr>
+          <w:p>
+            <w:pPr>
+              <w:spacing w:after="0" w:line="240"/>
+              <w:jc w:val="left"/>
+            </w:pPr>
+            <w:r>
+              <w:rPr>
+                <w:rFonts w:ascii="Apple SD Gothic Neo" w:cs="Apple SD Gothic Neo" w:eastAsia="Apple SD Gothic Neo" w:hAnsi="Apple SD Gothic Neo"/>
+                <w:b/>
+                <w:bCs/>
+                <w:color w:val="1E2A2A"/>
+                <w:sz w:val="19"/>
+                <w:szCs w:val="19"/>
+              </w:rPr>
+              <w:t xml:space="preserve">docker compose 인식 안 됨</w:t>
+            </w:r>
+          </w:p>
+        </w:tc>
+        <w:tc>
+          <w:tcPr>
+            <w:tcW w:type="dxa" w:w="2700"/>
+            <w:tcBorders>
+              <w:top w:val="single" w:color="CFE0DE" w:sz="1"/>
+              <w:left w:val="single" w:color="CFE0DE" w:sz="1"/>
+              <w:bottom w:val="single" w:color="CFE0DE" w:sz="1"/>
+              <w:right w:val="single" w:color="CFE0DE" w:sz="1"/>
+            </w:tcBorders>
+            <w:shd w:fill="FFFFFF" w:val="clear"/>
+            <w:tcMar>
+              <w:top w:type="dxa" w:w="50"/>
+              <w:left w:type="dxa" w:w="110"/>
+              <w:bottom w:type="dxa" w:w="50"/>
+              <w:right w:type="dxa" w:w="90"/>
+            </w:tcMar>
+            <w:vAlign w:val="center"/>
+          </w:tcPr>
+          <w:p>
+            <w:pPr>
+              <w:spacing w:after="0" w:line="240"/>
+              <w:jc w:val="left"/>
+            </w:pPr>
+            <w:r>
+              <w:rPr>
+                <w:rFonts w:ascii="Apple SD Gothic Neo" w:cs="Apple SD Gothic Neo" w:eastAsia="Apple SD Gothic Neo" w:hAnsi="Apple SD Gothic Neo"/>
+                <w:b w:val="false"/>
+                <w:bCs w:val="false"/>
+                <w:color w:val="1E2A2A"/>
+                <w:sz w:val="19"/>
+                <w:szCs w:val="19"/>
+              </w:rPr>
+              <w:t xml:space="preserve">Docker Desktop 미실행</w:t>
+            </w:r>
+          </w:p>
+        </w:tc>
+        <w:tc>
+          <w:tcPr>
+            <w:tcW w:type="dxa" w:w="3660"/>
+            <w:tcBorders>
+              <w:top w:val="single" w:color="CFE0DE" w:sz="1"/>
+              <w:left w:val="single" w:color="CFE0DE" w:sz="1"/>
+              <w:bottom w:val="single" w:color="CFE0DE" w:sz="1"/>
+              <w:right w:val="single" w:color="CFE0DE" w:sz="1"/>
+            </w:tcBorders>
+            <w:shd w:fill="FFFFFF" w:val="clear"/>
+            <w:tcMar>
+              <w:top w:type="dxa" w:w="50"/>
+              <w:left w:type="dxa" w:w="110"/>
+              <w:bottom w:type="dxa" w:w="50"/>
+              <w:right w:type="dxa" w:w="90"/>
+            </w:tcMar>
+            <w:vAlign w:val="center"/>
+          </w:tcPr>
+          <w:p>
+            <w:pPr>
+              <w:spacing w:after="0" w:line="240"/>
+              <w:jc w:val="left"/>
+            </w:pPr>
+            <w:r>
+              <w:rPr>
+                <w:rFonts w:ascii="Apple SD Gothic Neo" w:cs="Apple SD Gothic Neo" w:eastAsia="Apple SD Gothic Neo" w:hAnsi="Apple SD Gothic Neo"/>
+                <w:b w:val="false"/>
+                <w:bCs w:val="false"/>
+                <w:color w:val="1E2A2A"/>
+                <w:sz w:val="19"/>
+                <w:szCs w:val="19"/>
+              </w:rPr>
+              <w:t xml:space="preserve">Docker Desktop 실행 후 재시도</w:t>
+            </w:r>
+          </w:p>
+        </w:tc>
+      </w:tr>
+      <w:tr>
+        <w:tc>
+          <w:tcPr>
+            <w:tcW w:type="dxa" w:w="3000"/>
+            <w:tcBorders>
+              <w:top w:val="single" w:color="CFE0DE" w:sz="1"/>
+              <w:left w:val="single" w:color="CFE0DE" w:sz="1"/>
+              <w:bottom w:val="single" w:color="CFE0DE" w:sz="1"/>
+              <w:right w:val="single" w:color="CFE0DE" w:sz="1"/>
+            </w:tcBorders>
+            <w:shd w:fill="EEF5F4" w:val="clear"/>
+            <w:tcMar>
+              <w:top w:type="dxa" w:w="50"/>
+              <w:left w:type="dxa" w:w="110"/>
+              <w:bottom w:type="dxa" w:w="50"/>
+              <w:right w:type="dxa" w:w="90"/>
+            </w:tcMar>
+            <w:vAlign w:val="center"/>
+          </w:tcPr>
+          <w:p>
+            <w:pPr>
+              <w:spacing w:after="0" w:line="240"/>
+              <w:jc w:val="left"/>
+            </w:pPr>
+            <w:r>
+              <w:rPr>
+                <w:rFonts w:ascii="Apple SD Gothic Neo" w:cs="Apple SD Gothic Neo" w:eastAsia="Apple SD Gothic Neo" w:hAnsi="Apple SD Gothic Neo"/>
+                <w:b/>
+                <w:bCs/>
+                <w:color w:val="1E2A2A"/>
+                <w:sz w:val="19"/>
+                <w:szCs w:val="19"/>
+              </w:rPr>
+              <w:t xml:space="preserve">포트 충돌(5173/3000/8000)</w:t>
+            </w:r>
+          </w:p>
+        </w:tc>
+        <w:tc>
+          <w:tcPr>
+            <w:tcW w:type="dxa" w:w="2700"/>
+            <w:tcBorders>
+              <w:top w:val="single" w:color="CFE0DE" w:sz="1"/>
+              <w:left w:val="single" w:color="CFE0DE" w:sz="1"/>
+              <w:bottom w:val="single" w:color="CFE0DE" w:sz="1"/>
+              <w:right w:val="single" w:color="CFE0DE" w:sz="1"/>
+            </w:tcBorders>
+            <w:shd w:fill="EEF5F4" w:val="clear"/>
+            <w:tcMar>
+              <w:top w:type="dxa" w:w="50"/>
+              <w:left w:type="dxa" w:w="110"/>
+              <w:bottom w:type="dxa" w:w="50"/>
+              <w:right w:type="dxa" w:w="90"/>
+            </w:tcMar>
+            <w:vAlign w:val="center"/>
+          </w:tcPr>
+          <w:p>
+            <w:pPr>
+              <w:spacing w:after="0" w:line="240"/>
+              <w:jc w:val="left"/>
+            </w:pPr>
+            <w:r>
+              <w:rPr>
+                <w:rFonts w:ascii="Apple SD Gothic Neo" w:cs="Apple SD Gothic Neo" w:eastAsia="Apple SD Gothic Neo" w:hAnsi="Apple SD Gothic Neo"/>
+                <w:b w:val="false"/>
+                <w:bCs w:val="false"/>
+                <w:color w:val="1E2A2A"/>
+                <w:sz w:val="19"/>
+                <w:szCs w:val="19"/>
+              </w:rPr>
+              <w:t xml:space="preserve">다른 프로그램이 포트 점유</w:t>
+            </w:r>
+          </w:p>
+        </w:tc>
+        <w:tc>
+          <w:tcPr>
+            <w:tcW w:type="dxa" w:w="3660"/>
+            <w:tcBorders>
+              <w:top w:val="single" w:color="CFE0DE" w:sz="1"/>
+              <w:left w:val="single" w:color="CFE0DE" w:sz="1"/>
+              <w:bottom w:val="single" w:color="CFE0DE" w:sz="1"/>
+              <w:right w:val="single" w:color="CFE0DE" w:sz="1"/>
+            </w:tcBorders>
+            <w:shd w:fill="EEF5F4" w:val="clear"/>
+            <w:tcMar>
+              <w:top w:type="dxa" w:w="50"/>
+              <w:left w:type="dxa" w:w="110"/>
+              <w:bottom w:type="dxa" w:w="50"/>
+              <w:right w:type="dxa" w:w="90"/>
+            </w:tcMar>
+            <w:vAlign w:val="center"/>
+          </w:tcPr>
+          <w:p>
+            <w:pPr>
+              <w:spacing w:after="0" w:line="240"/>
+              <w:jc w:val="left"/>
+            </w:pPr>
+            <w:r>
+              <w:rPr>
+                <w:rFonts w:ascii="Apple SD Gothic Neo" w:cs="Apple SD Gothic Neo" w:eastAsia="Apple SD Gothic Neo" w:hAnsi="Apple SD Gothic Neo"/>
+                <w:b w:val="false"/>
+                <w:bCs w:val="false"/>
+                <w:color w:val="1E2A2A"/>
+                <w:sz w:val="19"/>
+                <w:szCs w:val="19"/>
+              </w:rPr>
+              <w:t xml:space="preserve">해당 프로그램 종료 또는 포트 변경</w:t>
+            </w:r>
+          </w:p>
+        </w:tc>
+      </w:tr>
+    </w:tbl>
     <w:sectPr>
       <w:footerReference w:type="default" r:id="rId7"/>
       <w:pgSz w:w="12240" w:h="15840" w:orient="portrait"/>

--- a/docs/report/deliverable/RoutineMate_본인담당파트.docx
+++ b/docs/report/deliverable/RoutineMate_본인담당파트.docx
@@ -2036,7 +2036,1714 @@
           <w:sz w:val="25"/>
           <w:szCs w:val="25"/>
         </w:rPr>
-        <w:t xml:space="preserve">3.2.3 파일 내용 구성 (프로젝트 디렉터리)</w:t>
+        <w:t xml:space="preserve">3.2.3 테이블 관계 (Cardinality)</w:t>
+      </w:r>
+    </w:p>
+    <w:p>
+      <w:pPr>
+        <w:spacing w:after="120" w:line="276"/>
+      </w:pPr>
+      <w:r>
+        <w:rPr>
+          <w:rFonts w:ascii="Apple SD Gothic Neo" w:cs="Apple SD Gothic Neo" w:eastAsia="Apple SD Gothic Neo" w:hAnsi="Apple SD Gothic Neo"/>
+          <w:color w:val="1E2A2A"/>
+          <w:sz w:val="22"/>
+          <w:szCs w:val="22"/>
+        </w:rPr>
+        <w:t xml:space="preserve">테이블 간 관계는 대부분 부모 1 : 자식 N 구조다. 좋아요와 챌린지 참여만 중간(매핑) 테이블을 둔 N : M 관계이며, 엄격한 1:1 관계는 없다.</w:t>
+      </w:r>
+    </w:p>
+    <w:tbl>
+      <w:tblPr>
+        <w:tblW w:type="dxa" w:w="9360"/>
+        <w:tblBorders>
+          <w:top w:val="single" w:color="auto" w:sz="4"/>
+          <w:left w:val="single" w:color="auto" w:sz="4"/>
+          <w:bottom w:val="single" w:color="auto" w:sz="4"/>
+          <w:right w:val="single" w:color="auto" w:sz="4"/>
+          <w:insideH w:val="single" w:color="auto" w:sz="4"/>
+          <w:insideV w:val="single" w:color="auto" w:sz="4"/>
+        </w:tblBorders>
+      </w:tblPr>
+      <w:tblGrid>
+        <w:gridCol w:w="3400"/>
+        <w:gridCol w:w="1100"/>
+        <w:gridCol w:w="4860"/>
+      </w:tblGrid>
+      <w:tr>
+        <w:trPr>
+          <w:tblHeader/>
+        </w:trPr>
+        <w:tc>
+          <w:tcPr>
+            <w:tcW w:type="dxa" w:w="3400"/>
+            <w:tcBorders>
+              <w:top w:val="single" w:color="CFE0DE" w:sz="1"/>
+              <w:left w:val="single" w:color="CFE0DE" w:sz="1"/>
+              <w:bottom w:val="single" w:color="CFE0DE" w:sz="1"/>
+              <w:right w:val="single" w:color="CFE0DE" w:sz="1"/>
+            </w:tcBorders>
+            <w:shd w:fill="0E7C7B" w:val="clear"/>
+            <w:tcMar>
+              <w:top w:type="dxa" w:w="50"/>
+              <w:left w:type="dxa" w:w="110"/>
+              <w:bottom w:type="dxa" w:w="50"/>
+              <w:right w:type="dxa" w:w="90"/>
+            </w:tcMar>
+            <w:vAlign w:val="center"/>
+          </w:tcPr>
+          <w:p>
+            <w:pPr>
+              <w:spacing w:after="0" w:line="240"/>
+              <w:jc w:val="left"/>
+            </w:pPr>
+            <w:r>
+              <w:rPr>
+                <w:rFonts w:ascii="Apple SD Gothic Neo" w:cs="Apple SD Gothic Neo" w:eastAsia="Apple SD Gothic Neo" w:hAnsi="Apple SD Gothic Neo"/>
+                <w:b/>
+                <w:bCs/>
+                <w:color w:val="FFFFFF"/>
+                <w:sz w:val="20"/>
+                <w:szCs w:val="20"/>
+              </w:rPr>
+              <w:t xml:space="preserve">관계</w:t>
+            </w:r>
+          </w:p>
+        </w:tc>
+        <w:tc>
+          <w:tcPr>
+            <w:tcW w:type="dxa" w:w="1100"/>
+            <w:tcBorders>
+              <w:top w:val="single" w:color="CFE0DE" w:sz="1"/>
+              <w:left w:val="single" w:color="CFE0DE" w:sz="1"/>
+              <w:bottom w:val="single" w:color="CFE0DE" w:sz="1"/>
+              <w:right w:val="single" w:color="CFE0DE" w:sz="1"/>
+            </w:tcBorders>
+            <w:shd w:fill="0E7C7B" w:val="clear"/>
+            <w:tcMar>
+              <w:top w:type="dxa" w:w="50"/>
+              <w:left w:type="dxa" w:w="110"/>
+              <w:bottom w:type="dxa" w:w="50"/>
+              <w:right w:type="dxa" w:w="90"/>
+            </w:tcMar>
+            <w:vAlign w:val="center"/>
+          </w:tcPr>
+          <w:p>
+            <w:pPr>
+              <w:spacing w:after="0" w:line="240"/>
+              <w:jc w:val="center"/>
+            </w:pPr>
+            <w:r>
+              <w:rPr>
+                <w:rFonts w:ascii="Apple SD Gothic Neo" w:cs="Apple SD Gothic Neo" w:eastAsia="Apple SD Gothic Neo" w:hAnsi="Apple SD Gothic Neo"/>
+                <w:b/>
+                <w:bCs/>
+                <w:color w:val="FFFFFF"/>
+                <w:sz w:val="20"/>
+                <w:szCs w:val="20"/>
+              </w:rPr>
+              <w:t xml:space="preserve">유형</w:t>
+            </w:r>
+          </w:p>
+        </w:tc>
+        <w:tc>
+          <w:tcPr>
+            <w:tcW w:type="dxa" w:w="4860"/>
+            <w:tcBorders>
+              <w:top w:val="single" w:color="CFE0DE" w:sz="1"/>
+              <w:left w:val="single" w:color="CFE0DE" w:sz="1"/>
+              <w:bottom w:val="single" w:color="CFE0DE" w:sz="1"/>
+              <w:right w:val="single" w:color="CFE0DE" w:sz="1"/>
+            </w:tcBorders>
+            <w:shd w:fill="0E7C7B" w:val="clear"/>
+            <w:tcMar>
+              <w:top w:type="dxa" w:w="50"/>
+              <w:left w:type="dxa" w:w="110"/>
+              <w:bottom w:type="dxa" w:w="50"/>
+              <w:right w:type="dxa" w:w="90"/>
+            </w:tcMar>
+            <w:vAlign w:val="center"/>
+          </w:tcPr>
+          <w:p>
+            <w:pPr>
+              <w:spacing w:after="0" w:line="240"/>
+              <w:jc w:val="left"/>
+            </w:pPr>
+            <w:r>
+              <w:rPr>
+                <w:rFonts w:ascii="Apple SD Gothic Neo" w:cs="Apple SD Gothic Neo" w:eastAsia="Apple SD Gothic Neo" w:hAnsi="Apple SD Gothic Neo"/>
+                <w:b/>
+                <w:bCs/>
+                <w:color w:val="FFFFFF"/>
+                <w:sz w:val="20"/>
+                <w:szCs w:val="20"/>
+              </w:rPr>
+              <w:t xml:space="preserve">설명</w:t>
+            </w:r>
+          </w:p>
+        </w:tc>
+      </w:tr>
+      <w:tr>
+        <w:tc>
+          <w:tcPr>
+            <w:tcW w:type="dxa" w:w="3400"/>
+            <w:tcBorders>
+              <w:top w:val="single" w:color="CFE0DE" w:sz="1"/>
+              <w:left w:val="single" w:color="CFE0DE" w:sz="1"/>
+              <w:bottom w:val="single" w:color="CFE0DE" w:sz="1"/>
+              <w:right w:val="single" w:color="CFE0DE" w:sz="1"/>
+            </w:tcBorders>
+            <w:shd w:fill="FFFFFF" w:val="clear"/>
+            <w:tcMar>
+              <w:top w:type="dxa" w:w="50"/>
+              <w:left w:type="dxa" w:w="110"/>
+              <w:bottom w:type="dxa" w:w="50"/>
+              <w:right w:type="dxa" w:w="90"/>
+            </w:tcMar>
+            <w:vAlign w:val="center"/>
+          </w:tcPr>
+          <w:p>
+            <w:pPr>
+              <w:spacing w:after="0" w:line="240"/>
+              <w:jc w:val="left"/>
+            </w:pPr>
+            <w:r>
+              <w:rPr>
+                <w:rFonts w:ascii="Apple SD Gothic Neo" w:cs="Apple SD Gothic Neo" w:eastAsia="Apple SD Gothic Neo" w:hAnsi="Apple SD Gothic Neo"/>
+                <w:b/>
+                <w:bCs/>
+                <w:color w:val="1E2A2A"/>
+                <w:sz w:val="19"/>
+                <w:szCs w:val="19"/>
+              </w:rPr>
+              <w:t xml:space="preserve">users → sessions</w:t>
+            </w:r>
+          </w:p>
+        </w:tc>
+        <w:tc>
+          <w:tcPr>
+            <w:tcW w:type="dxa" w:w="1100"/>
+            <w:tcBorders>
+              <w:top w:val="single" w:color="CFE0DE" w:sz="1"/>
+              <w:left w:val="single" w:color="CFE0DE" w:sz="1"/>
+              <w:bottom w:val="single" w:color="CFE0DE" w:sz="1"/>
+              <w:right w:val="single" w:color="CFE0DE" w:sz="1"/>
+            </w:tcBorders>
+            <w:shd w:fill="FFFFFF" w:val="clear"/>
+            <w:tcMar>
+              <w:top w:type="dxa" w:w="50"/>
+              <w:left w:type="dxa" w:w="110"/>
+              <w:bottom w:type="dxa" w:w="50"/>
+              <w:right w:type="dxa" w:w="90"/>
+            </w:tcMar>
+            <w:vAlign w:val="center"/>
+          </w:tcPr>
+          <w:p>
+            <w:pPr>
+              <w:spacing w:after="0" w:line="240"/>
+              <w:jc w:val="center"/>
+            </w:pPr>
+            <w:r>
+              <w:rPr>
+                <w:rFonts w:ascii="Apple SD Gothic Neo" w:cs="Apple SD Gothic Neo" w:eastAsia="Apple SD Gothic Neo" w:hAnsi="Apple SD Gothic Neo"/>
+                <w:b/>
+                <w:bCs/>
+                <w:color w:val="0E7C7B"/>
+                <w:sz w:val="19"/>
+                <w:szCs w:val="19"/>
+              </w:rPr>
+              <w:t xml:space="preserve">1 : N</w:t>
+            </w:r>
+          </w:p>
+        </w:tc>
+        <w:tc>
+          <w:tcPr>
+            <w:tcW w:type="dxa" w:w="4860"/>
+            <w:tcBorders>
+              <w:top w:val="single" w:color="CFE0DE" w:sz="1"/>
+              <w:left w:val="single" w:color="CFE0DE" w:sz="1"/>
+              <w:bottom w:val="single" w:color="CFE0DE" w:sz="1"/>
+              <w:right w:val="single" w:color="CFE0DE" w:sz="1"/>
+            </w:tcBorders>
+            <w:shd w:fill="FFFFFF" w:val="clear"/>
+            <w:tcMar>
+              <w:top w:type="dxa" w:w="50"/>
+              <w:left w:type="dxa" w:w="110"/>
+              <w:bottom w:type="dxa" w:w="50"/>
+              <w:right w:type="dxa" w:w="90"/>
+            </w:tcMar>
+            <w:vAlign w:val="center"/>
+          </w:tcPr>
+          <w:p>
+            <w:pPr>
+              <w:spacing w:after="0" w:line="240"/>
+              <w:jc w:val="left"/>
+            </w:pPr>
+            <w:r>
+              <w:rPr>
+                <w:rFonts w:ascii="Apple SD Gothic Neo" w:cs="Apple SD Gothic Neo" w:eastAsia="Apple SD Gothic Neo" w:hAnsi="Apple SD Gothic Neo"/>
+                <w:b w:val="false"/>
+                <w:bCs w:val="false"/>
+                <w:color w:val="1E2A2A"/>
+                <w:sz w:val="19"/>
+                <w:szCs w:val="19"/>
+              </w:rPr>
+              <w:t xml:space="preserve">한 사용자가 여러 세션(로그인) 보유</w:t>
+            </w:r>
+          </w:p>
+        </w:tc>
+      </w:tr>
+      <w:tr>
+        <w:tc>
+          <w:tcPr>
+            <w:tcW w:type="dxa" w:w="3400"/>
+            <w:tcBorders>
+              <w:top w:val="single" w:color="CFE0DE" w:sz="1"/>
+              <w:left w:val="single" w:color="CFE0DE" w:sz="1"/>
+              <w:bottom w:val="single" w:color="CFE0DE" w:sz="1"/>
+              <w:right w:val="single" w:color="CFE0DE" w:sz="1"/>
+            </w:tcBorders>
+            <w:shd w:fill="EEF5F4" w:val="clear"/>
+            <w:tcMar>
+              <w:top w:type="dxa" w:w="50"/>
+              <w:left w:type="dxa" w:w="110"/>
+              <w:bottom w:type="dxa" w:w="50"/>
+              <w:right w:type="dxa" w:w="90"/>
+            </w:tcMar>
+            <w:vAlign w:val="center"/>
+          </w:tcPr>
+          <w:p>
+            <w:pPr>
+              <w:spacing w:after="0" w:line="240"/>
+              <w:jc w:val="left"/>
+            </w:pPr>
+            <w:r>
+              <w:rPr>
+                <w:rFonts w:ascii="Apple SD Gothic Neo" w:cs="Apple SD Gothic Neo" w:eastAsia="Apple SD Gothic Neo" w:hAnsi="Apple SD Gothic Neo"/>
+                <w:b/>
+                <w:bCs/>
+                <w:color w:val="1E2A2A"/>
+                <w:sz w:val="19"/>
+                <w:szCs w:val="19"/>
+              </w:rPr>
+              <w:t xml:space="preserve">users → routines</w:t>
+            </w:r>
+          </w:p>
+        </w:tc>
+        <w:tc>
+          <w:tcPr>
+            <w:tcW w:type="dxa" w:w="1100"/>
+            <w:tcBorders>
+              <w:top w:val="single" w:color="CFE0DE" w:sz="1"/>
+              <w:left w:val="single" w:color="CFE0DE" w:sz="1"/>
+              <w:bottom w:val="single" w:color="CFE0DE" w:sz="1"/>
+              <w:right w:val="single" w:color="CFE0DE" w:sz="1"/>
+            </w:tcBorders>
+            <w:shd w:fill="EEF5F4" w:val="clear"/>
+            <w:tcMar>
+              <w:top w:type="dxa" w:w="50"/>
+              <w:left w:type="dxa" w:w="110"/>
+              <w:bottom w:type="dxa" w:w="50"/>
+              <w:right w:type="dxa" w:w="90"/>
+            </w:tcMar>
+            <w:vAlign w:val="center"/>
+          </w:tcPr>
+          <w:p>
+            <w:pPr>
+              <w:spacing w:after="0" w:line="240"/>
+              <w:jc w:val="center"/>
+            </w:pPr>
+            <w:r>
+              <w:rPr>
+                <w:rFonts w:ascii="Apple SD Gothic Neo" w:cs="Apple SD Gothic Neo" w:eastAsia="Apple SD Gothic Neo" w:hAnsi="Apple SD Gothic Neo"/>
+                <w:b/>
+                <w:bCs/>
+                <w:color w:val="0E7C7B"/>
+                <w:sz w:val="19"/>
+                <w:szCs w:val="19"/>
+              </w:rPr>
+              <w:t xml:space="preserve">1 : N</w:t>
+            </w:r>
+          </w:p>
+        </w:tc>
+        <w:tc>
+          <w:tcPr>
+            <w:tcW w:type="dxa" w:w="4860"/>
+            <w:tcBorders>
+              <w:top w:val="single" w:color="CFE0DE" w:sz="1"/>
+              <w:left w:val="single" w:color="CFE0DE" w:sz="1"/>
+              <w:bottom w:val="single" w:color="CFE0DE" w:sz="1"/>
+              <w:right w:val="single" w:color="CFE0DE" w:sz="1"/>
+            </w:tcBorders>
+            <w:shd w:fill="EEF5F4" w:val="clear"/>
+            <w:tcMar>
+              <w:top w:type="dxa" w:w="50"/>
+              <w:left w:type="dxa" w:w="110"/>
+              <w:bottom w:type="dxa" w:w="50"/>
+              <w:right w:type="dxa" w:w="90"/>
+            </w:tcMar>
+            <w:vAlign w:val="center"/>
+          </w:tcPr>
+          <w:p>
+            <w:pPr>
+              <w:spacing w:after="0" w:line="240"/>
+              <w:jc w:val="left"/>
+            </w:pPr>
+            <w:r>
+              <w:rPr>
+                <w:rFonts w:ascii="Apple SD Gothic Neo" w:cs="Apple SD Gothic Neo" w:eastAsia="Apple SD Gothic Neo" w:hAnsi="Apple SD Gothic Neo"/>
+                <w:b w:val="false"/>
+                <w:bCs w:val="false"/>
+                <w:color w:val="1E2A2A"/>
+                <w:sz w:val="19"/>
+                <w:szCs w:val="19"/>
+              </w:rPr>
+              <w:t xml:space="preserve">한 사용자가 여러 루틴 등록</w:t>
+            </w:r>
+          </w:p>
+        </w:tc>
+      </w:tr>
+      <w:tr>
+        <w:tc>
+          <w:tcPr>
+            <w:tcW w:type="dxa" w:w="3400"/>
+            <w:tcBorders>
+              <w:top w:val="single" w:color="CFE0DE" w:sz="1"/>
+              <w:left w:val="single" w:color="CFE0DE" w:sz="1"/>
+              <w:bottom w:val="single" w:color="CFE0DE" w:sz="1"/>
+              <w:right w:val="single" w:color="CFE0DE" w:sz="1"/>
+            </w:tcBorders>
+            <w:shd w:fill="FFFFFF" w:val="clear"/>
+            <w:tcMar>
+              <w:top w:type="dxa" w:w="50"/>
+              <w:left w:type="dxa" w:w="110"/>
+              <w:bottom w:type="dxa" w:w="50"/>
+              <w:right w:type="dxa" w:w="90"/>
+            </w:tcMar>
+            <w:vAlign w:val="center"/>
+          </w:tcPr>
+          <w:p>
+            <w:pPr>
+              <w:spacing w:after="0" w:line="240"/>
+              <w:jc w:val="left"/>
+            </w:pPr>
+            <w:r>
+              <w:rPr>
+                <w:rFonts w:ascii="Apple SD Gothic Neo" w:cs="Apple SD Gothic Neo" w:eastAsia="Apple SD Gothic Neo" w:hAnsi="Apple SD Gothic Neo"/>
+                <w:b/>
+                <w:bCs/>
+                <w:color w:val="1E2A2A"/>
+                <w:sz w:val="19"/>
+                <w:szCs w:val="19"/>
+              </w:rPr>
+              <w:t xml:space="preserve">routines → routine_completions</w:t>
+            </w:r>
+          </w:p>
+        </w:tc>
+        <w:tc>
+          <w:tcPr>
+            <w:tcW w:type="dxa" w:w="1100"/>
+            <w:tcBorders>
+              <w:top w:val="single" w:color="CFE0DE" w:sz="1"/>
+              <w:left w:val="single" w:color="CFE0DE" w:sz="1"/>
+              <w:bottom w:val="single" w:color="CFE0DE" w:sz="1"/>
+              <w:right w:val="single" w:color="CFE0DE" w:sz="1"/>
+            </w:tcBorders>
+            <w:shd w:fill="FFFFFF" w:val="clear"/>
+            <w:tcMar>
+              <w:top w:type="dxa" w:w="50"/>
+              <w:left w:type="dxa" w:w="110"/>
+              <w:bottom w:type="dxa" w:w="50"/>
+              <w:right w:type="dxa" w:w="90"/>
+            </w:tcMar>
+            <w:vAlign w:val="center"/>
+          </w:tcPr>
+          <w:p>
+            <w:pPr>
+              <w:spacing w:after="0" w:line="240"/>
+              <w:jc w:val="center"/>
+            </w:pPr>
+            <w:r>
+              <w:rPr>
+                <w:rFonts w:ascii="Apple SD Gothic Neo" w:cs="Apple SD Gothic Neo" w:eastAsia="Apple SD Gothic Neo" w:hAnsi="Apple SD Gothic Neo"/>
+                <w:b/>
+                <w:bCs/>
+                <w:color w:val="0E7C7B"/>
+                <w:sz w:val="19"/>
+                <w:szCs w:val="19"/>
+              </w:rPr>
+              <w:t xml:space="preserve">1 : N</w:t>
+            </w:r>
+          </w:p>
+        </w:tc>
+        <w:tc>
+          <w:tcPr>
+            <w:tcW w:type="dxa" w:w="4860"/>
+            <w:tcBorders>
+              <w:top w:val="single" w:color="CFE0DE" w:sz="1"/>
+              <w:left w:val="single" w:color="CFE0DE" w:sz="1"/>
+              <w:bottom w:val="single" w:color="CFE0DE" w:sz="1"/>
+              <w:right w:val="single" w:color="CFE0DE" w:sz="1"/>
+            </w:tcBorders>
+            <w:shd w:fill="FFFFFF" w:val="clear"/>
+            <w:tcMar>
+              <w:top w:type="dxa" w:w="50"/>
+              <w:left w:type="dxa" w:w="110"/>
+              <w:bottom w:type="dxa" w:w="50"/>
+              <w:right w:type="dxa" w:w="90"/>
+            </w:tcMar>
+            <w:vAlign w:val="center"/>
+          </w:tcPr>
+          <w:p>
+            <w:pPr>
+              <w:spacing w:after="0" w:line="240"/>
+              <w:jc w:val="left"/>
+            </w:pPr>
+            <w:r>
+              <w:rPr>
+                <w:rFonts w:ascii="Apple SD Gothic Neo" w:cs="Apple SD Gothic Neo" w:eastAsia="Apple SD Gothic Neo" w:hAnsi="Apple SD Gothic Neo"/>
+                <w:b w:val="false"/>
+                <w:bCs w:val="false"/>
+                <w:color w:val="1E2A2A"/>
+                <w:sz w:val="19"/>
+                <w:szCs w:val="19"/>
+              </w:rPr>
+              <w:t xml:space="preserve">한 루틴에 여러 일자 완료 기록</w:t>
+            </w:r>
+          </w:p>
+        </w:tc>
+      </w:tr>
+      <w:tr>
+        <w:tc>
+          <w:tcPr>
+            <w:tcW w:type="dxa" w:w="3400"/>
+            <w:tcBorders>
+              <w:top w:val="single" w:color="CFE0DE" w:sz="1"/>
+              <w:left w:val="single" w:color="CFE0DE" w:sz="1"/>
+              <w:bottom w:val="single" w:color="CFE0DE" w:sz="1"/>
+              <w:right w:val="single" w:color="CFE0DE" w:sz="1"/>
+            </w:tcBorders>
+            <w:shd w:fill="EEF5F4" w:val="clear"/>
+            <w:tcMar>
+              <w:top w:type="dxa" w:w="50"/>
+              <w:left w:type="dxa" w:w="110"/>
+              <w:bottom w:type="dxa" w:w="50"/>
+              <w:right w:type="dxa" w:w="90"/>
+            </w:tcMar>
+            <w:vAlign w:val="center"/>
+          </w:tcPr>
+          <w:p>
+            <w:pPr>
+              <w:spacing w:after="0" w:line="240"/>
+              <w:jc w:val="left"/>
+            </w:pPr>
+            <w:r>
+              <w:rPr>
+                <w:rFonts w:ascii="Apple SD Gothic Neo" w:cs="Apple SD Gothic Neo" w:eastAsia="Apple SD Gothic Neo" w:hAnsi="Apple SD Gothic Neo"/>
+                <w:b/>
+                <w:bCs/>
+                <w:color w:val="1E2A2A"/>
+                <w:sz w:val="19"/>
+                <w:szCs w:val="19"/>
+              </w:rPr>
+              <w:t xml:space="preserve">users → feeds</w:t>
+            </w:r>
+          </w:p>
+        </w:tc>
+        <w:tc>
+          <w:tcPr>
+            <w:tcW w:type="dxa" w:w="1100"/>
+            <w:tcBorders>
+              <w:top w:val="single" w:color="CFE0DE" w:sz="1"/>
+              <w:left w:val="single" w:color="CFE0DE" w:sz="1"/>
+              <w:bottom w:val="single" w:color="CFE0DE" w:sz="1"/>
+              <w:right w:val="single" w:color="CFE0DE" w:sz="1"/>
+            </w:tcBorders>
+            <w:shd w:fill="EEF5F4" w:val="clear"/>
+            <w:tcMar>
+              <w:top w:type="dxa" w:w="50"/>
+              <w:left w:type="dxa" w:w="110"/>
+              <w:bottom w:type="dxa" w:w="50"/>
+              <w:right w:type="dxa" w:w="90"/>
+            </w:tcMar>
+            <w:vAlign w:val="center"/>
+          </w:tcPr>
+          <w:p>
+            <w:pPr>
+              <w:spacing w:after="0" w:line="240"/>
+              <w:jc w:val="center"/>
+            </w:pPr>
+            <w:r>
+              <w:rPr>
+                <w:rFonts w:ascii="Apple SD Gothic Neo" w:cs="Apple SD Gothic Neo" w:eastAsia="Apple SD Gothic Neo" w:hAnsi="Apple SD Gothic Neo"/>
+                <w:b/>
+                <w:bCs/>
+                <w:color w:val="0E7C7B"/>
+                <w:sz w:val="19"/>
+                <w:szCs w:val="19"/>
+              </w:rPr>
+              <w:t xml:space="preserve">1 : N</w:t>
+            </w:r>
+          </w:p>
+        </w:tc>
+        <w:tc>
+          <w:tcPr>
+            <w:tcW w:type="dxa" w:w="4860"/>
+            <w:tcBorders>
+              <w:top w:val="single" w:color="CFE0DE" w:sz="1"/>
+              <w:left w:val="single" w:color="CFE0DE" w:sz="1"/>
+              <w:bottom w:val="single" w:color="CFE0DE" w:sz="1"/>
+              <w:right w:val="single" w:color="CFE0DE" w:sz="1"/>
+            </w:tcBorders>
+            <w:shd w:fill="EEF5F4" w:val="clear"/>
+            <w:tcMar>
+              <w:top w:type="dxa" w:w="50"/>
+              <w:left w:type="dxa" w:w="110"/>
+              <w:bottom w:type="dxa" w:w="50"/>
+              <w:right w:type="dxa" w:w="90"/>
+            </w:tcMar>
+            <w:vAlign w:val="center"/>
+          </w:tcPr>
+          <w:p>
+            <w:pPr>
+              <w:spacing w:after="0" w:line="240"/>
+              <w:jc w:val="left"/>
+            </w:pPr>
+            <w:r>
+              <w:rPr>
+                <w:rFonts w:ascii="Apple SD Gothic Neo" w:cs="Apple SD Gothic Neo" w:eastAsia="Apple SD Gothic Neo" w:hAnsi="Apple SD Gothic Neo"/>
+                <w:b w:val="false"/>
+                <w:bCs w:val="false"/>
+                <w:color w:val="1E2A2A"/>
+                <w:sz w:val="19"/>
+                <w:szCs w:val="19"/>
+              </w:rPr>
+              <w:t xml:space="preserve">한 사용자가 여러 인증 피드 작성</w:t>
+            </w:r>
+          </w:p>
+        </w:tc>
+      </w:tr>
+      <w:tr>
+        <w:tc>
+          <w:tcPr>
+            <w:tcW w:type="dxa" w:w="3400"/>
+            <w:tcBorders>
+              <w:top w:val="single" w:color="CFE0DE" w:sz="1"/>
+              <w:left w:val="single" w:color="CFE0DE" w:sz="1"/>
+              <w:bottom w:val="single" w:color="CFE0DE" w:sz="1"/>
+              <w:right w:val="single" w:color="CFE0DE" w:sz="1"/>
+            </w:tcBorders>
+            <w:shd w:fill="FFFFFF" w:val="clear"/>
+            <w:tcMar>
+              <w:top w:type="dxa" w:w="50"/>
+              <w:left w:type="dxa" w:w="110"/>
+              <w:bottom w:type="dxa" w:w="50"/>
+              <w:right w:type="dxa" w:w="90"/>
+            </w:tcMar>
+            <w:vAlign w:val="center"/>
+          </w:tcPr>
+          <w:p>
+            <w:pPr>
+              <w:spacing w:after="0" w:line="240"/>
+              <w:jc w:val="left"/>
+            </w:pPr>
+            <w:r>
+              <w:rPr>
+                <w:rFonts w:ascii="Apple SD Gothic Neo" w:cs="Apple SD Gothic Neo" w:eastAsia="Apple SD Gothic Neo" w:hAnsi="Apple SD Gothic Neo"/>
+                <w:b/>
+                <w:bCs/>
+                <w:color w:val="1E2A2A"/>
+                <w:sz w:val="19"/>
+                <w:szCs w:val="19"/>
+              </w:rPr>
+              <w:t xml:space="preserve">feeds → feed_images</w:t>
+            </w:r>
+          </w:p>
+        </w:tc>
+        <w:tc>
+          <w:tcPr>
+            <w:tcW w:type="dxa" w:w="1100"/>
+            <w:tcBorders>
+              <w:top w:val="single" w:color="CFE0DE" w:sz="1"/>
+              <w:left w:val="single" w:color="CFE0DE" w:sz="1"/>
+              <w:bottom w:val="single" w:color="CFE0DE" w:sz="1"/>
+              <w:right w:val="single" w:color="CFE0DE" w:sz="1"/>
+            </w:tcBorders>
+            <w:shd w:fill="FFFFFF" w:val="clear"/>
+            <w:tcMar>
+              <w:top w:type="dxa" w:w="50"/>
+              <w:left w:type="dxa" w:w="110"/>
+              <w:bottom w:type="dxa" w:w="50"/>
+              <w:right w:type="dxa" w:w="90"/>
+            </w:tcMar>
+            <w:vAlign w:val="center"/>
+          </w:tcPr>
+          <w:p>
+            <w:pPr>
+              <w:spacing w:after="0" w:line="240"/>
+              <w:jc w:val="center"/>
+            </w:pPr>
+            <w:r>
+              <w:rPr>
+                <w:rFonts w:ascii="Apple SD Gothic Neo" w:cs="Apple SD Gothic Neo" w:eastAsia="Apple SD Gothic Neo" w:hAnsi="Apple SD Gothic Neo"/>
+                <w:b/>
+                <w:bCs/>
+                <w:color w:val="0E7C7B"/>
+                <w:sz w:val="19"/>
+                <w:szCs w:val="19"/>
+              </w:rPr>
+              <w:t xml:space="preserve">1 : N</w:t>
+            </w:r>
+          </w:p>
+        </w:tc>
+        <w:tc>
+          <w:tcPr>
+            <w:tcW w:type="dxa" w:w="4860"/>
+            <w:tcBorders>
+              <w:top w:val="single" w:color="CFE0DE" w:sz="1"/>
+              <w:left w:val="single" w:color="CFE0DE" w:sz="1"/>
+              <w:bottom w:val="single" w:color="CFE0DE" w:sz="1"/>
+              <w:right w:val="single" w:color="CFE0DE" w:sz="1"/>
+            </w:tcBorders>
+            <w:shd w:fill="FFFFFF" w:val="clear"/>
+            <w:tcMar>
+              <w:top w:type="dxa" w:w="50"/>
+              <w:left w:type="dxa" w:w="110"/>
+              <w:bottom w:type="dxa" w:w="50"/>
+              <w:right w:type="dxa" w:w="90"/>
+            </w:tcMar>
+            <w:vAlign w:val="center"/>
+          </w:tcPr>
+          <w:p>
+            <w:pPr>
+              <w:spacing w:after="0" w:line="240"/>
+              <w:jc w:val="left"/>
+            </w:pPr>
+            <w:r>
+              <w:rPr>
+                <w:rFonts w:ascii="Apple SD Gothic Neo" w:cs="Apple SD Gothic Neo" w:eastAsia="Apple SD Gothic Neo" w:hAnsi="Apple SD Gothic Neo"/>
+                <w:b w:val="false"/>
+                <w:bCs w:val="false"/>
+                <w:color w:val="1E2A2A"/>
+                <w:sz w:val="19"/>
+                <w:szCs w:val="19"/>
+              </w:rPr>
+              <w:t xml:space="preserve">한 피드에 여러 첨부 파일(S3)</w:t>
+            </w:r>
+          </w:p>
+        </w:tc>
+      </w:tr>
+      <w:tr>
+        <w:tc>
+          <w:tcPr>
+            <w:tcW w:type="dxa" w:w="3400"/>
+            <w:tcBorders>
+              <w:top w:val="single" w:color="CFE0DE" w:sz="1"/>
+              <w:left w:val="single" w:color="CFE0DE" w:sz="1"/>
+              <w:bottom w:val="single" w:color="CFE0DE" w:sz="1"/>
+              <w:right w:val="single" w:color="CFE0DE" w:sz="1"/>
+            </w:tcBorders>
+            <w:shd w:fill="EEF5F4" w:val="clear"/>
+            <w:tcMar>
+              <w:top w:type="dxa" w:w="50"/>
+              <w:left w:type="dxa" w:w="110"/>
+              <w:bottom w:type="dxa" w:w="50"/>
+              <w:right w:type="dxa" w:w="90"/>
+            </w:tcMar>
+            <w:vAlign w:val="center"/>
+          </w:tcPr>
+          <w:p>
+            <w:pPr>
+              <w:spacing w:after="0" w:line="240"/>
+              <w:jc w:val="left"/>
+            </w:pPr>
+            <w:r>
+              <w:rPr>
+                <w:rFonts w:ascii="Apple SD Gothic Neo" w:cs="Apple SD Gothic Neo" w:eastAsia="Apple SD Gothic Neo" w:hAnsi="Apple SD Gothic Neo"/>
+                <w:b/>
+                <w:bCs/>
+                <w:color w:val="1E2A2A"/>
+                <w:sz w:val="19"/>
+                <w:szCs w:val="19"/>
+              </w:rPr>
+              <w:t xml:space="preserve">feeds → feed_comments</w:t>
+            </w:r>
+          </w:p>
+        </w:tc>
+        <w:tc>
+          <w:tcPr>
+            <w:tcW w:type="dxa" w:w="1100"/>
+            <w:tcBorders>
+              <w:top w:val="single" w:color="CFE0DE" w:sz="1"/>
+              <w:left w:val="single" w:color="CFE0DE" w:sz="1"/>
+              <w:bottom w:val="single" w:color="CFE0DE" w:sz="1"/>
+              <w:right w:val="single" w:color="CFE0DE" w:sz="1"/>
+            </w:tcBorders>
+            <w:shd w:fill="EEF5F4" w:val="clear"/>
+            <w:tcMar>
+              <w:top w:type="dxa" w:w="50"/>
+              <w:left w:type="dxa" w:w="110"/>
+              <w:bottom w:type="dxa" w:w="50"/>
+              <w:right w:type="dxa" w:w="90"/>
+            </w:tcMar>
+            <w:vAlign w:val="center"/>
+          </w:tcPr>
+          <w:p>
+            <w:pPr>
+              <w:spacing w:after="0" w:line="240"/>
+              <w:jc w:val="center"/>
+            </w:pPr>
+            <w:r>
+              <w:rPr>
+                <w:rFonts w:ascii="Apple SD Gothic Neo" w:cs="Apple SD Gothic Neo" w:eastAsia="Apple SD Gothic Neo" w:hAnsi="Apple SD Gothic Neo"/>
+                <w:b/>
+                <w:bCs/>
+                <w:color w:val="0E7C7B"/>
+                <w:sz w:val="19"/>
+                <w:szCs w:val="19"/>
+              </w:rPr>
+              <w:t xml:space="preserve">1 : N</w:t>
+            </w:r>
+          </w:p>
+        </w:tc>
+        <w:tc>
+          <w:tcPr>
+            <w:tcW w:type="dxa" w:w="4860"/>
+            <w:tcBorders>
+              <w:top w:val="single" w:color="CFE0DE" w:sz="1"/>
+              <w:left w:val="single" w:color="CFE0DE" w:sz="1"/>
+              <w:bottom w:val="single" w:color="CFE0DE" w:sz="1"/>
+              <w:right w:val="single" w:color="CFE0DE" w:sz="1"/>
+            </w:tcBorders>
+            <w:shd w:fill="EEF5F4" w:val="clear"/>
+            <w:tcMar>
+              <w:top w:type="dxa" w:w="50"/>
+              <w:left w:type="dxa" w:w="110"/>
+              <w:bottom w:type="dxa" w:w="50"/>
+              <w:right w:type="dxa" w:w="90"/>
+            </w:tcMar>
+            <w:vAlign w:val="center"/>
+          </w:tcPr>
+          <w:p>
+            <w:pPr>
+              <w:spacing w:after="0" w:line="240"/>
+              <w:jc w:val="left"/>
+            </w:pPr>
+            <w:r>
+              <w:rPr>
+                <w:rFonts w:ascii="Apple SD Gothic Neo" w:cs="Apple SD Gothic Neo" w:eastAsia="Apple SD Gothic Neo" w:hAnsi="Apple SD Gothic Neo"/>
+                <w:b w:val="false"/>
+                <w:bCs w:val="false"/>
+                <w:color w:val="1E2A2A"/>
+                <w:sz w:val="19"/>
+                <w:szCs w:val="19"/>
+              </w:rPr>
+              <w:t xml:space="preserve">한 피드에 여러 댓글</w:t>
+            </w:r>
+          </w:p>
+        </w:tc>
+      </w:tr>
+      <w:tr>
+        <w:tc>
+          <w:tcPr>
+            <w:tcW w:type="dxa" w:w="3400"/>
+            <w:tcBorders>
+              <w:top w:val="single" w:color="CFE0DE" w:sz="1"/>
+              <w:left w:val="single" w:color="CFE0DE" w:sz="1"/>
+              <w:bottom w:val="single" w:color="CFE0DE" w:sz="1"/>
+              <w:right w:val="single" w:color="CFE0DE" w:sz="1"/>
+            </w:tcBorders>
+            <w:shd w:fill="FFFFFF" w:val="clear"/>
+            <w:tcMar>
+              <w:top w:type="dxa" w:w="50"/>
+              <w:left w:type="dxa" w:w="110"/>
+              <w:bottom w:type="dxa" w:w="50"/>
+              <w:right w:type="dxa" w:w="90"/>
+            </w:tcMar>
+            <w:vAlign w:val="center"/>
+          </w:tcPr>
+          <w:p>
+            <w:pPr>
+              <w:spacing w:after="0" w:line="240"/>
+              <w:jc w:val="left"/>
+            </w:pPr>
+            <w:r>
+              <w:rPr>
+                <w:rFonts w:ascii="Apple SD Gothic Neo" w:cs="Apple SD Gothic Neo" w:eastAsia="Apple SD Gothic Neo" w:hAnsi="Apple SD Gothic Neo"/>
+                <w:b/>
+                <w:bCs/>
+                <w:color w:val="1E2A2A"/>
+                <w:sz w:val="19"/>
+                <w:szCs w:val="19"/>
+              </w:rPr>
+              <w:t xml:space="preserve">feeds → feed_likes</w:t>
+            </w:r>
+          </w:p>
+        </w:tc>
+        <w:tc>
+          <w:tcPr>
+            <w:tcW w:type="dxa" w:w="1100"/>
+            <w:tcBorders>
+              <w:top w:val="single" w:color="CFE0DE" w:sz="1"/>
+              <w:left w:val="single" w:color="CFE0DE" w:sz="1"/>
+              <w:bottom w:val="single" w:color="CFE0DE" w:sz="1"/>
+              <w:right w:val="single" w:color="CFE0DE" w:sz="1"/>
+            </w:tcBorders>
+            <w:shd w:fill="FFFFFF" w:val="clear"/>
+            <w:tcMar>
+              <w:top w:type="dxa" w:w="50"/>
+              <w:left w:type="dxa" w:w="110"/>
+              <w:bottom w:type="dxa" w:w="50"/>
+              <w:right w:type="dxa" w:w="90"/>
+            </w:tcMar>
+            <w:vAlign w:val="center"/>
+          </w:tcPr>
+          <w:p>
+            <w:pPr>
+              <w:spacing w:after="0" w:line="240"/>
+              <w:jc w:val="center"/>
+            </w:pPr>
+            <w:r>
+              <w:rPr>
+                <w:rFonts w:ascii="Apple SD Gothic Neo" w:cs="Apple SD Gothic Neo" w:eastAsia="Apple SD Gothic Neo" w:hAnsi="Apple SD Gothic Neo"/>
+                <w:b/>
+                <w:bCs/>
+                <w:color w:val="0E7C7B"/>
+                <w:sz w:val="19"/>
+                <w:szCs w:val="19"/>
+              </w:rPr>
+              <w:t xml:space="preserve">1 : N</w:t>
+            </w:r>
+          </w:p>
+        </w:tc>
+        <w:tc>
+          <w:tcPr>
+            <w:tcW w:type="dxa" w:w="4860"/>
+            <w:tcBorders>
+              <w:top w:val="single" w:color="CFE0DE" w:sz="1"/>
+              <w:left w:val="single" w:color="CFE0DE" w:sz="1"/>
+              <w:bottom w:val="single" w:color="CFE0DE" w:sz="1"/>
+              <w:right w:val="single" w:color="CFE0DE" w:sz="1"/>
+            </w:tcBorders>
+            <w:shd w:fill="FFFFFF" w:val="clear"/>
+            <w:tcMar>
+              <w:top w:type="dxa" w:w="50"/>
+              <w:left w:type="dxa" w:w="110"/>
+              <w:bottom w:type="dxa" w:w="50"/>
+              <w:right w:type="dxa" w:w="90"/>
+            </w:tcMar>
+            <w:vAlign w:val="center"/>
+          </w:tcPr>
+          <w:p>
+            <w:pPr>
+              <w:spacing w:after="0" w:line="240"/>
+              <w:jc w:val="left"/>
+            </w:pPr>
+            <w:r>
+              <w:rPr>
+                <w:rFonts w:ascii="Apple SD Gothic Neo" w:cs="Apple SD Gothic Neo" w:eastAsia="Apple SD Gothic Neo" w:hAnsi="Apple SD Gothic Neo"/>
+                <w:b w:val="false"/>
+                <w:bCs w:val="false"/>
+                <w:color w:val="1E2A2A"/>
+                <w:sz w:val="19"/>
+                <w:szCs w:val="19"/>
+              </w:rPr>
+              <w:t xml:space="preserve">한 피드에 여러 좋아요</w:t>
+            </w:r>
+          </w:p>
+        </w:tc>
+      </w:tr>
+      <w:tr>
+        <w:tc>
+          <w:tcPr>
+            <w:tcW w:type="dxa" w:w="3400"/>
+            <w:tcBorders>
+              <w:top w:val="single" w:color="CFE0DE" w:sz="1"/>
+              <w:left w:val="single" w:color="CFE0DE" w:sz="1"/>
+              <w:bottom w:val="single" w:color="CFE0DE" w:sz="1"/>
+              <w:right w:val="single" w:color="CFE0DE" w:sz="1"/>
+            </w:tcBorders>
+            <w:shd w:fill="EEF5F4" w:val="clear"/>
+            <w:tcMar>
+              <w:top w:type="dxa" w:w="50"/>
+              <w:left w:type="dxa" w:w="110"/>
+              <w:bottom w:type="dxa" w:w="50"/>
+              <w:right w:type="dxa" w:w="90"/>
+            </w:tcMar>
+            <w:vAlign w:val="center"/>
+          </w:tcPr>
+          <w:p>
+            <w:pPr>
+              <w:spacing w:after="0" w:line="240"/>
+              <w:jc w:val="left"/>
+            </w:pPr>
+            <w:r>
+              <w:rPr>
+                <w:rFonts w:ascii="Apple SD Gothic Neo" w:cs="Apple SD Gothic Neo" w:eastAsia="Apple SD Gothic Neo" w:hAnsi="Apple SD Gothic Neo"/>
+                <w:b/>
+                <w:bCs/>
+                <w:color w:val="1E2A2A"/>
+                <w:sz w:val="19"/>
+                <w:szCs w:val="19"/>
+              </w:rPr>
+              <w:t xml:space="preserve">users ↔ feeds (좋아요)</w:t>
+            </w:r>
+          </w:p>
+        </w:tc>
+        <w:tc>
+          <w:tcPr>
+            <w:tcW w:type="dxa" w:w="1100"/>
+            <w:tcBorders>
+              <w:top w:val="single" w:color="CFE0DE" w:sz="1"/>
+              <w:left w:val="single" w:color="CFE0DE" w:sz="1"/>
+              <w:bottom w:val="single" w:color="CFE0DE" w:sz="1"/>
+              <w:right w:val="single" w:color="CFE0DE" w:sz="1"/>
+            </w:tcBorders>
+            <w:shd w:fill="EEF5F4" w:val="clear"/>
+            <w:tcMar>
+              <w:top w:type="dxa" w:w="50"/>
+              <w:left w:type="dxa" w:w="110"/>
+              <w:bottom w:type="dxa" w:w="50"/>
+              <w:right w:type="dxa" w:w="90"/>
+            </w:tcMar>
+            <w:vAlign w:val="center"/>
+          </w:tcPr>
+          <w:p>
+            <w:pPr>
+              <w:spacing w:after="0" w:line="240"/>
+              <w:jc w:val="center"/>
+            </w:pPr>
+            <w:r>
+              <w:rPr>
+                <w:rFonts w:ascii="Apple SD Gothic Neo" w:cs="Apple SD Gothic Neo" w:eastAsia="Apple SD Gothic Neo" w:hAnsi="Apple SD Gothic Neo"/>
+                <w:b/>
+                <w:bCs/>
+                <w:color w:val="C2641F"/>
+                <w:sz w:val="19"/>
+                <w:szCs w:val="19"/>
+              </w:rPr>
+              <w:t xml:space="preserve">N : M</w:t>
+            </w:r>
+          </w:p>
+        </w:tc>
+        <w:tc>
+          <w:tcPr>
+            <w:tcW w:type="dxa" w:w="4860"/>
+            <w:tcBorders>
+              <w:top w:val="single" w:color="CFE0DE" w:sz="1"/>
+              <w:left w:val="single" w:color="CFE0DE" w:sz="1"/>
+              <w:bottom w:val="single" w:color="CFE0DE" w:sz="1"/>
+              <w:right w:val="single" w:color="CFE0DE" w:sz="1"/>
+            </w:tcBorders>
+            <w:shd w:fill="EEF5F4" w:val="clear"/>
+            <w:tcMar>
+              <w:top w:type="dxa" w:w="50"/>
+              <w:left w:type="dxa" w:w="110"/>
+              <w:bottom w:type="dxa" w:w="50"/>
+              <w:right w:type="dxa" w:w="90"/>
+            </w:tcMar>
+            <w:vAlign w:val="center"/>
+          </w:tcPr>
+          <w:p>
+            <w:pPr>
+              <w:spacing w:after="0" w:line="240"/>
+              <w:jc w:val="left"/>
+            </w:pPr>
+            <w:r>
+              <w:rPr>
+                <w:rFonts w:ascii="Apple SD Gothic Neo" w:cs="Apple SD Gothic Neo" w:eastAsia="Apple SD Gothic Neo" w:hAnsi="Apple SD Gothic Neo"/>
+                <w:b w:val="false"/>
+                <w:bCs w:val="false"/>
+                <w:color w:val="1E2A2A"/>
+                <w:sz w:val="19"/>
+                <w:szCs w:val="19"/>
+              </w:rPr>
+              <w:t xml:space="preserve">feed_likes 중간 테이블로 다대다</w:t>
+            </w:r>
+          </w:p>
+        </w:tc>
+      </w:tr>
+      <w:tr>
+        <w:tc>
+          <w:tcPr>
+            <w:tcW w:type="dxa" w:w="3400"/>
+            <w:tcBorders>
+              <w:top w:val="single" w:color="CFE0DE" w:sz="1"/>
+              <w:left w:val="single" w:color="CFE0DE" w:sz="1"/>
+              <w:bottom w:val="single" w:color="CFE0DE" w:sz="1"/>
+              <w:right w:val="single" w:color="CFE0DE" w:sz="1"/>
+            </w:tcBorders>
+            <w:shd w:fill="FFFFFF" w:val="clear"/>
+            <w:tcMar>
+              <w:top w:type="dxa" w:w="50"/>
+              <w:left w:type="dxa" w:w="110"/>
+              <w:bottom w:type="dxa" w:w="50"/>
+              <w:right w:type="dxa" w:w="90"/>
+            </w:tcMar>
+            <w:vAlign w:val="center"/>
+          </w:tcPr>
+          <w:p>
+            <w:pPr>
+              <w:spacing w:after="0" w:line="240"/>
+              <w:jc w:val="left"/>
+            </w:pPr>
+            <w:r>
+              <w:rPr>
+                <w:rFonts w:ascii="Apple SD Gothic Neo" w:cs="Apple SD Gothic Neo" w:eastAsia="Apple SD Gothic Neo" w:hAnsi="Apple SD Gothic Neo"/>
+                <w:b/>
+                <w:bCs/>
+                <w:color w:val="1E2A2A"/>
+                <w:sz w:val="19"/>
+                <w:szCs w:val="19"/>
+              </w:rPr>
+              <w:t xml:space="preserve">challenges → challenge_participants</w:t>
+            </w:r>
+          </w:p>
+        </w:tc>
+        <w:tc>
+          <w:tcPr>
+            <w:tcW w:type="dxa" w:w="1100"/>
+            <w:tcBorders>
+              <w:top w:val="single" w:color="CFE0DE" w:sz="1"/>
+              <w:left w:val="single" w:color="CFE0DE" w:sz="1"/>
+              <w:bottom w:val="single" w:color="CFE0DE" w:sz="1"/>
+              <w:right w:val="single" w:color="CFE0DE" w:sz="1"/>
+            </w:tcBorders>
+            <w:shd w:fill="FFFFFF" w:val="clear"/>
+            <w:tcMar>
+              <w:top w:type="dxa" w:w="50"/>
+              <w:left w:type="dxa" w:w="110"/>
+              <w:bottom w:type="dxa" w:w="50"/>
+              <w:right w:type="dxa" w:w="90"/>
+            </w:tcMar>
+            <w:vAlign w:val="center"/>
+          </w:tcPr>
+          <w:p>
+            <w:pPr>
+              <w:spacing w:after="0" w:line="240"/>
+              <w:jc w:val="center"/>
+            </w:pPr>
+            <w:r>
+              <w:rPr>
+                <w:rFonts w:ascii="Apple SD Gothic Neo" w:cs="Apple SD Gothic Neo" w:eastAsia="Apple SD Gothic Neo" w:hAnsi="Apple SD Gothic Neo"/>
+                <w:b/>
+                <w:bCs/>
+                <w:color w:val="0E7C7B"/>
+                <w:sz w:val="19"/>
+                <w:szCs w:val="19"/>
+              </w:rPr>
+              <w:t xml:space="preserve">1 : N</w:t>
+            </w:r>
+          </w:p>
+        </w:tc>
+        <w:tc>
+          <w:tcPr>
+            <w:tcW w:type="dxa" w:w="4860"/>
+            <w:tcBorders>
+              <w:top w:val="single" w:color="CFE0DE" w:sz="1"/>
+              <w:left w:val="single" w:color="CFE0DE" w:sz="1"/>
+              <w:bottom w:val="single" w:color="CFE0DE" w:sz="1"/>
+              <w:right w:val="single" w:color="CFE0DE" w:sz="1"/>
+            </w:tcBorders>
+            <w:shd w:fill="FFFFFF" w:val="clear"/>
+            <w:tcMar>
+              <w:top w:type="dxa" w:w="50"/>
+              <w:left w:type="dxa" w:w="110"/>
+              <w:bottom w:type="dxa" w:w="50"/>
+              <w:right w:type="dxa" w:w="90"/>
+            </w:tcMar>
+            <w:vAlign w:val="center"/>
+          </w:tcPr>
+          <w:p>
+            <w:pPr>
+              <w:spacing w:after="0" w:line="240"/>
+              <w:jc w:val="left"/>
+            </w:pPr>
+            <w:r>
+              <w:rPr>
+                <w:rFonts w:ascii="Apple SD Gothic Neo" w:cs="Apple SD Gothic Neo" w:eastAsia="Apple SD Gothic Neo" w:hAnsi="Apple SD Gothic Neo"/>
+                <w:b w:val="false"/>
+                <w:bCs w:val="false"/>
+                <w:color w:val="1E2A2A"/>
+                <w:sz w:val="19"/>
+                <w:szCs w:val="19"/>
+              </w:rPr>
+              <w:t xml:space="preserve">한 챌린지에 여러 참여자</w:t>
+            </w:r>
+          </w:p>
+        </w:tc>
+      </w:tr>
+      <w:tr>
+        <w:tc>
+          <w:tcPr>
+            <w:tcW w:type="dxa" w:w="3400"/>
+            <w:tcBorders>
+              <w:top w:val="single" w:color="CFE0DE" w:sz="1"/>
+              <w:left w:val="single" w:color="CFE0DE" w:sz="1"/>
+              <w:bottom w:val="single" w:color="CFE0DE" w:sz="1"/>
+              <w:right w:val="single" w:color="CFE0DE" w:sz="1"/>
+            </w:tcBorders>
+            <w:shd w:fill="EEF5F4" w:val="clear"/>
+            <w:tcMar>
+              <w:top w:type="dxa" w:w="50"/>
+              <w:left w:type="dxa" w:w="110"/>
+              <w:bottom w:type="dxa" w:w="50"/>
+              <w:right w:type="dxa" w:w="90"/>
+            </w:tcMar>
+            <w:vAlign w:val="center"/>
+          </w:tcPr>
+          <w:p>
+            <w:pPr>
+              <w:spacing w:after="0" w:line="240"/>
+              <w:jc w:val="left"/>
+            </w:pPr>
+            <w:r>
+              <w:rPr>
+                <w:rFonts w:ascii="Apple SD Gothic Neo" w:cs="Apple SD Gothic Neo" w:eastAsia="Apple SD Gothic Neo" w:hAnsi="Apple SD Gothic Neo"/>
+                <w:b/>
+                <w:bCs/>
+                <w:color w:val="1E2A2A"/>
+                <w:sz w:val="19"/>
+                <w:szCs w:val="19"/>
+              </w:rPr>
+              <w:t xml:space="preserve">challenges → challenge_proofs</w:t>
+            </w:r>
+          </w:p>
+        </w:tc>
+        <w:tc>
+          <w:tcPr>
+            <w:tcW w:type="dxa" w:w="1100"/>
+            <w:tcBorders>
+              <w:top w:val="single" w:color="CFE0DE" w:sz="1"/>
+              <w:left w:val="single" w:color="CFE0DE" w:sz="1"/>
+              <w:bottom w:val="single" w:color="CFE0DE" w:sz="1"/>
+              <w:right w:val="single" w:color="CFE0DE" w:sz="1"/>
+            </w:tcBorders>
+            <w:shd w:fill="EEF5F4" w:val="clear"/>
+            <w:tcMar>
+              <w:top w:type="dxa" w:w="50"/>
+              <w:left w:type="dxa" w:w="110"/>
+              <w:bottom w:type="dxa" w:w="50"/>
+              <w:right w:type="dxa" w:w="90"/>
+            </w:tcMar>
+            <w:vAlign w:val="center"/>
+          </w:tcPr>
+          <w:p>
+            <w:pPr>
+              <w:spacing w:after="0" w:line="240"/>
+              <w:jc w:val="center"/>
+            </w:pPr>
+            <w:r>
+              <w:rPr>
+                <w:rFonts w:ascii="Apple SD Gothic Neo" w:cs="Apple SD Gothic Neo" w:eastAsia="Apple SD Gothic Neo" w:hAnsi="Apple SD Gothic Neo"/>
+                <w:b/>
+                <w:bCs/>
+                <w:color w:val="0E7C7B"/>
+                <w:sz w:val="19"/>
+                <w:szCs w:val="19"/>
+              </w:rPr>
+              <w:t xml:space="preserve">1 : N</w:t>
+            </w:r>
+          </w:p>
+        </w:tc>
+        <w:tc>
+          <w:tcPr>
+            <w:tcW w:type="dxa" w:w="4860"/>
+            <w:tcBorders>
+              <w:top w:val="single" w:color="CFE0DE" w:sz="1"/>
+              <w:left w:val="single" w:color="CFE0DE" w:sz="1"/>
+              <w:bottom w:val="single" w:color="CFE0DE" w:sz="1"/>
+              <w:right w:val="single" w:color="CFE0DE" w:sz="1"/>
+            </w:tcBorders>
+            <w:shd w:fill="EEF5F4" w:val="clear"/>
+            <w:tcMar>
+              <w:top w:type="dxa" w:w="50"/>
+              <w:left w:type="dxa" w:w="110"/>
+              <w:bottom w:type="dxa" w:w="50"/>
+              <w:right w:type="dxa" w:w="90"/>
+            </w:tcMar>
+            <w:vAlign w:val="center"/>
+          </w:tcPr>
+          <w:p>
+            <w:pPr>
+              <w:spacing w:after="0" w:line="240"/>
+              <w:jc w:val="left"/>
+            </w:pPr>
+            <w:r>
+              <w:rPr>
+                <w:rFonts w:ascii="Apple SD Gothic Neo" w:cs="Apple SD Gothic Neo" w:eastAsia="Apple SD Gothic Neo" w:hAnsi="Apple SD Gothic Neo"/>
+                <w:b w:val="false"/>
+                <w:bCs w:val="false"/>
+                <w:color w:val="1E2A2A"/>
+                <w:sz w:val="19"/>
+                <w:szCs w:val="19"/>
+              </w:rPr>
+              <w:t xml:space="preserve">한 챌린지에 여러 인증</w:t>
+            </w:r>
+          </w:p>
+        </w:tc>
+      </w:tr>
+      <w:tr>
+        <w:tc>
+          <w:tcPr>
+            <w:tcW w:type="dxa" w:w="3400"/>
+            <w:tcBorders>
+              <w:top w:val="single" w:color="CFE0DE" w:sz="1"/>
+              <w:left w:val="single" w:color="CFE0DE" w:sz="1"/>
+              <w:bottom w:val="single" w:color="CFE0DE" w:sz="1"/>
+              <w:right w:val="single" w:color="CFE0DE" w:sz="1"/>
+            </w:tcBorders>
+            <w:shd w:fill="FFFFFF" w:val="clear"/>
+            <w:tcMar>
+              <w:top w:type="dxa" w:w="50"/>
+              <w:left w:type="dxa" w:w="110"/>
+              <w:bottom w:type="dxa" w:w="50"/>
+              <w:right w:type="dxa" w:w="90"/>
+            </w:tcMar>
+            <w:vAlign w:val="center"/>
+          </w:tcPr>
+          <w:p>
+            <w:pPr>
+              <w:spacing w:after="0" w:line="240"/>
+              <w:jc w:val="left"/>
+            </w:pPr>
+            <w:r>
+              <w:rPr>
+                <w:rFonts w:ascii="Apple SD Gothic Neo" w:cs="Apple SD Gothic Neo" w:eastAsia="Apple SD Gothic Neo" w:hAnsi="Apple SD Gothic Neo"/>
+                <w:b/>
+                <w:bCs/>
+                <w:color w:val="1E2A2A"/>
+                <w:sz w:val="19"/>
+                <w:szCs w:val="19"/>
+              </w:rPr>
+              <w:t xml:space="preserve">challenge_proofs → challenge_proof_files</w:t>
+            </w:r>
+          </w:p>
+        </w:tc>
+        <w:tc>
+          <w:tcPr>
+            <w:tcW w:type="dxa" w:w="1100"/>
+            <w:tcBorders>
+              <w:top w:val="single" w:color="CFE0DE" w:sz="1"/>
+              <w:left w:val="single" w:color="CFE0DE" w:sz="1"/>
+              <w:bottom w:val="single" w:color="CFE0DE" w:sz="1"/>
+              <w:right w:val="single" w:color="CFE0DE" w:sz="1"/>
+            </w:tcBorders>
+            <w:shd w:fill="FFFFFF" w:val="clear"/>
+            <w:tcMar>
+              <w:top w:type="dxa" w:w="50"/>
+              <w:left w:type="dxa" w:w="110"/>
+              <w:bottom w:type="dxa" w:w="50"/>
+              <w:right w:type="dxa" w:w="90"/>
+            </w:tcMar>
+            <w:vAlign w:val="center"/>
+          </w:tcPr>
+          <w:p>
+            <w:pPr>
+              <w:spacing w:after="0" w:line="240"/>
+              <w:jc w:val="center"/>
+            </w:pPr>
+            <w:r>
+              <w:rPr>
+                <w:rFonts w:ascii="Apple SD Gothic Neo" w:cs="Apple SD Gothic Neo" w:eastAsia="Apple SD Gothic Neo" w:hAnsi="Apple SD Gothic Neo"/>
+                <w:b/>
+                <w:bCs/>
+                <w:color w:val="0E7C7B"/>
+                <w:sz w:val="19"/>
+                <w:szCs w:val="19"/>
+              </w:rPr>
+              <w:t xml:space="preserve">1 : N</w:t>
+            </w:r>
+          </w:p>
+        </w:tc>
+        <w:tc>
+          <w:tcPr>
+            <w:tcW w:type="dxa" w:w="4860"/>
+            <w:tcBorders>
+              <w:top w:val="single" w:color="CFE0DE" w:sz="1"/>
+              <w:left w:val="single" w:color="CFE0DE" w:sz="1"/>
+              <w:bottom w:val="single" w:color="CFE0DE" w:sz="1"/>
+              <w:right w:val="single" w:color="CFE0DE" w:sz="1"/>
+            </w:tcBorders>
+            <w:shd w:fill="FFFFFF" w:val="clear"/>
+            <w:tcMar>
+              <w:top w:type="dxa" w:w="50"/>
+              <w:left w:type="dxa" w:w="110"/>
+              <w:bottom w:type="dxa" w:w="50"/>
+              <w:right w:type="dxa" w:w="90"/>
+            </w:tcMar>
+            <w:vAlign w:val="center"/>
+          </w:tcPr>
+          <w:p>
+            <w:pPr>
+              <w:spacing w:after="0" w:line="240"/>
+              <w:jc w:val="left"/>
+            </w:pPr>
+            <w:r>
+              <w:rPr>
+                <w:rFonts w:ascii="Apple SD Gothic Neo" w:cs="Apple SD Gothic Neo" w:eastAsia="Apple SD Gothic Neo" w:hAnsi="Apple SD Gothic Neo"/>
+                <w:b w:val="false"/>
+                <w:bCs w:val="false"/>
+                <w:color w:val="1E2A2A"/>
+                <w:sz w:val="19"/>
+                <w:szCs w:val="19"/>
+              </w:rPr>
+              <w:t xml:space="preserve">한 인증에 여러 첨부 파일</w:t>
+            </w:r>
+          </w:p>
+        </w:tc>
+      </w:tr>
+      <w:tr>
+        <w:tc>
+          <w:tcPr>
+            <w:tcW w:type="dxa" w:w="3400"/>
+            <w:tcBorders>
+              <w:top w:val="single" w:color="CFE0DE" w:sz="1"/>
+              <w:left w:val="single" w:color="CFE0DE" w:sz="1"/>
+              <w:bottom w:val="single" w:color="CFE0DE" w:sz="1"/>
+              <w:right w:val="single" w:color="CFE0DE" w:sz="1"/>
+            </w:tcBorders>
+            <w:shd w:fill="EEF5F4" w:val="clear"/>
+            <w:tcMar>
+              <w:top w:type="dxa" w:w="50"/>
+              <w:left w:type="dxa" w:w="110"/>
+              <w:bottom w:type="dxa" w:w="50"/>
+              <w:right w:type="dxa" w:w="90"/>
+            </w:tcMar>
+            <w:vAlign w:val="center"/>
+          </w:tcPr>
+          <w:p>
+            <w:pPr>
+              <w:spacing w:after="0" w:line="240"/>
+              <w:jc w:val="left"/>
+            </w:pPr>
+            <w:r>
+              <w:rPr>
+                <w:rFonts w:ascii="Apple SD Gothic Neo" w:cs="Apple SD Gothic Neo" w:eastAsia="Apple SD Gothic Neo" w:hAnsi="Apple SD Gothic Neo"/>
+                <w:b/>
+                <w:bCs/>
+                <w:color w:val="1E2A2A"/>
+                <w:sz w:val="19"/>
+                <w:szCs w:val="19"/>
+              </w:rPr>
+              <w:t xml:space="preserve">users ↔ challenges (참여)</w:t>
+            </w:r>
+          </w:p>
+        </w:tc>
+        <w:tc>
+          <w:tcPr>
+            <w:tcW w:type="dxa" w:w="1100"/>
+            <w:tcBorders>
+              <w:top w:val="single" w:color="CFE0DE" w:sz="1"/>
+              <w:left w:val="single" w:color="CFE0DE" w:sz="1"/>
+              <w:bottom w:val="single" w:color="CFE0DE" w:sz="1"/>
+              <w:right w:val="single" w:color="CFE0DE" w:sz="1"/>
+            </w:tcBorders>
+            <w:shd w:fill="EEF5F4" w:val="clear"/>
+            <w:tcMar>
+              <w:top w:type="dxa" w:w="50"/>
+              <w:left w:type="dxa" w:w="110"/>
+              <w:bottom w:type="dxa" w:w="50"/>
+              <w:right w:type="dxa" w:w="90"/>
+            </w:tcMar>
+            <w:vAlign w:val="center"/>
+          </w:tcPr>
+          <w:p>
+            <w:pPr>
+              <w:spacing w:after="0" w:line="240"/>
+              <w:jc w:val="center"/>
+            </w:pPr>
+            <w:r>
+              <w:rPr>
+                <w:rFonts w:ascii="Apple SD Gothic Neo" w:cs="Apple SD Gothic Neo" w:eastAsia="Apple SD Gothic Neo" w:hAnsi="Apple SD Gothic Neo"/>
+                <w:b/>
+                <w:bCs/>
+                <w:color w:val="C2641F"/>
+                <w:sz w:val="19"/>
+                <w:szCs w:val="19"/>
+              </w:rPr>
+              <w:t xml:space="preserve">N : M</w:t>
+            </w:r>
+          </w:p>
+        </w:tc>
+        <w:tc>
+          <w:tcPr>
+            <w:tcW w:type="dxa" w:w="4860"/>
+            <w:tcBorders>
+              <w:top w:val="single" w:color="CFE0DE" w:sz="1"/>
+              <w:left w:val="single" w:color="CFE0DE" w:sz="1"/>
+              <w:bottom w:val="single" w:color="CFE0DE" w:sz="1"/>
+              <w:right w:val="single" w:color="CFE0DE" w:sz="1"/>
+            </w:tcBorders>
+            <w:shd w:fill="EEF5F4" w:val="clear"/>
+            <w:tcMar>
+              <w:top w:type="dxa" w:w="50"/>
+              <w:left w:type="dxa" w:w="110"/>
+              <w:bottom w:type="dxa" w:w="50"/>
+              <w:right w:type="dxa" w:w="90"/>
+            </w:tcMar>
+            <w:vAlign w:val="center"/>
+          </w:tcPr>
+          <w:p>
+            <w:pPr>
+              <w:spacing w:after="0" w:line="240"/>
+              <w:jc w:val="left"/>
+            </w:pPr>
+            <w:r>
+              <w:rPr>
+                <w:rFonts w:ascii="Apple SD Gothic Neo" w:cs="Apple SD Gothic Neo" w:eastAsia="Apple SD Gothic Neo" w:hAnsi="Apple SD Gothic Neo"/>
+                <w:b w:val="false"/>
+                <w:bCs w:val="false"/>
+                <w:color w:val="1E2A2A"/>
+                <w:sz w:val="19"/>
+                <w:szCs w:val="19"/>
+              </w:rPr>
+              <w:t xml:space="preserve">challenge_participants 중간 테이블</w:t>
+            </w:r>
+          </w:p>
+        </w:tc>
+      </w:tr>
+      <w:tr>
+        <w:tc>
+          <w:tcPr>
+            <w:tcW w:type="dxa" w:w="3400"/>
+            <w:tcBorders>
+              <w:top w:val="single" w:color="CFE0DE" w:sz="1"/>
+              <w:left w:val="single" w:color="CFE0DE" w:sz="1"/>
+              <w:bottom w:val="single" w:color="CFE0DE" w:sz="1"/>
+              <w:right w:val="single" w:color="CFE0DE" w:sz="1"/>
+            </w:tcBorders>
+            <w:shd w:fill="FFFFFF" w:val="clear"/>
+            <w:tcMar>
+              <w:top w:type="dxa" w:w="50"/>
+              <w:left w:type="dxa" w:w="110"/>
+              <w:bottom w:type="dxa" w:w="50"/>
+              <w:right w:type="dxa" w:w="90"/>
+            </w:tcMar>
+            <w:vAlign w:val="center"/>
+          </w:tcPr>
+          <w:p>
+            <w:pPr>
+              <w:spacing w:after="0" w:line="240"/>
+              <w:jc w:val="left"/>
+            </w:pPr>
+            <w:r>
+              <w:rPr>
+                <w:rFonts w:ascii="Apple SD Gothic Neo" w:cs="Apple SD Gothic Neo" w:eastAsia="Apple SD Gothic Neo" w:hAnsi="Apple SD Gothic Neo"/>
+                <w:b/>
+                <w:bCs/>
+                <w:color w:val="1E2A2A"/>
+                <w:sz w:val="19"/>
+                <w:szCs w:val="19"/>
+              </w:rPr>
+              <w:t xml:space="preserve">feeds → reports</w:t>
+            </w:r>
+          </w:p>
+        </w:tc>
+        <w:tc>
+          <w:tcPr>
+            <w:tcW w:type="dxa" w:w="1100"/>
+            <w:tcBorders>
+              <w:top w:val="single" w:color="CFE0DE" w:sz="1"/>
+              <w:left w:val="single" w:color="CFE0DE" w:sz="1"/>
+              <w:bottom w:val="single" w:color="CFE0DE" w:sz="1"/>
+              <w:right w:val="single" w:color="CFE0DE" w:sz="1"/>
+            </w:tcBorders>
+            <w:shd w:fill="FFFFFF" w:val="clear"/>
+            <w:tcMar>
+              <w:top w:type="dxa" w:w="50"/>
+              <w:left w:type="dxa" w:w="110"/>
+              <w:bottom w:type="dxa" w:w="50"/>
+              <w:right w:type="dxa" w:w="90"/>
+            </w:tcMar>
+            <w:vAlign w:val="center"/>
+          </w:tcPr>
+          <w:p>
+            <w:pPr>
+              <w:spacing w:after="0" w:line="240"/>
+              <w:jc w:val="center"/>
+            </w:pPr>
+            <w:r>
+              <w:rPr>
+                <w:rFonts w:ascii="Apple SD Gothic Neo" w:cs="Apple SD Gothic Neo" w:eastAsia="Apple SD Gothic Neo" w:hAnsi="Apple SD Gothic Neo"/>
+                <w:b/>
+                <w:bCs/>
+                <w:color w:val="0E7C7B"/>
+                <w:sz w:val="19"/>
+                <w:szCs w:val="19"/>
+              </w:rPr>
+              <w:t xml:space="preserve">1 : N</w:t>
+            </w:r>
+          </w:p>
+        </w:tc>
+        <w:tc>
+          <w:tcPr>
+            <w:tcW w:type="dxa" w:w="4860"/>
+            <w:tcBorders>
+              <w:top w:val="single" w:color="CFE0DE" w:sz="1"/>
+              <w:left w:val="single" w:color="CFE0DE" w:sz="1"/>
+              <w:bottom w:val="single" w:color="CFE0DE" w:sz="1"/>
+              <w:right w:val="single" w:color="CFE0DE" w:sz="1"/>
+            </w:tcBorders>
+            <w:shd w:fill="FFFFFF" w:val="clear"/>
+            <w:tcMar>
+              <w:top w:type="dxa" w:w="50"/>
+              <w:left w:type="dxa" w:w="110"/>
+              <w:bottom w:type="dxa" w:w="50"/>
+              <w:right w:type="dxa" w:w="90"/>
+            </w:tcMar>
+            <w:vAlign w:val="center"/>
+          </w:tcPr>
+          <w:p>
+            <w:pPr>
+              <w:spacing w:after="0" w:line="240"/>
+              <w:jc w:val="left"/>
+            </w:pPr>
+            <w:r>
+              <w:rPr>
+                <w:rFonts w:ascii="Apple SD Gothic Neo" w:cs="Apple SD Gothic Neo" w:eastAsia="Apple SD Gothic Neo" w:hAnsi="Apple SD Gothic Neo"/>
+                <w:b w:val="false"/>
+                <w:bCs w:val="false"/>
+                <w:color w:val="1E2A2A"/>
+                <w:sz w:val="19"/>
+                <w:szCs w:val="19"/>
+              </w:rPr>
+              <w:t xml:space="preserve">한 피드에 여러 신고 누적</w:t>
+            </w:r>
+          </w:p>
+        </w:tc>
+      </w:tr>
+      <w:tr>
+        <w:tc>
+          <w:tcPr>
+            <w:tcW w:type="dxa" w:w="3400"/>
+            <w:tcBorders>
+              <w:top w:val="single" w:color="CFE0DE" w:sz="1"/>
+              <w:left w:val="single" w:color="CFE0DE" w:sz="1"/>
+              <w:bottom w:val="single" w:color="CFE0DE" w:sz="1"/>
+              <w:right w:val="single" w:color="CFE0DE" w:sz="1"/>
+            </w:tcBorders>
+            <w:shd w:fill="EEF5F4" w:val="clear"/>
+            <w:tcMar>
+              <w:top w:type="dxa" w:w="50"/>
+              <w:left w:type="dxa" w:w="110"/>
+              <w:bottom w:type="dxa" w:w="50"/>
+              <w:right w:type="dxa" w:w="90"/>
+            </w:tcMar>
+            <w:vAlign w:val="center"/>
+          </w:tcPr>
+          <w:p>
+            <w:pPr>
+              <w:spacing w:after="0" w:line="240"/>
+              <w:jc w:val="left"/>
+            </w:pPr>
+            <w:r>
+              <w:rPr>
+                <w:rFonts w:ascii="Apple SD Gothic Neo" w:cs="Apple SD Gothic Neo" w:eastAsia="Apple SD Gothic Neo" w:hAnsi="Apple SD Gothic Neo"/>
+                <w:b/>
+                <w:bCs/>
+                <w:color w:val="1E2A2A"/>
+                <w:sz w:val="19"/>
+                <w:szCs w:val="19"/>
+              </w:rPr>
+              <w:t xml:space="preserve">users → reports</w:t>
+            </w:r>
+          </w:p>
+        </w:tc>
+        <w:tc>
+          <w:tcPr>
+            <w:tcW w:type="dxa" w:w="1100"/>
+            <w:tcBorders>
+              <w:top w:val="single" w:color="CFE0DE" w:sz="1"/>
+              <w:left w:val="single" w:color="CFE0DE" w:sz="1"/>
+              <w:bottom w:val="single" w:color="CFE0DE" w:sz="1"/>
+              <w:right w:val="single" w:color="CFE0DE" w:sz="1"/>
+            </w:tcBorders>
+            <w:shd w:fill="EEF5F4" w:val="clear"/>
+            <w:tcMar>
+              <w:top w:type="dxa" w:w="50"/>
+              <w:left w:type="dxa" w:w="110"/>
+              <w:bottom w:type="dxa" w:w="50"/>
+              <w:right w:type="dxa" w:w="90"/>
+            </w:tcMar>
+            <w:vAlign w:val="center"/>
+          </w:tcPr>
+          <w:p>
+            <w:pPr>
+              <w:spacing w:after="0" w:line="240"/>
+              <w:jc w:val="center"/>
+            </w:pPr>
+            <w:r>
+              <w:rPr>
+                <w:rFonts w:ascii="Apple SD Gothic Neo" w:cs="Apple SD Gothic Neo" w:eastAsia="Apple SD Gothic Neo" w:hAnsi="Apple SD Gothic Neo"/>
+                <w:b/>
+                <w:bCs/>
+                <w:color w:val="0E7C7B"/>
+                <w:sz w:val="19"/>
+                <w:szCs w:val="19"/>
+              </w:rPr>
+              <w:t xml:space="preserve">1 : N</w:t>
+            </w:r>
+          </w:p>
+        </w:tc>
+        <w:tc>
+          <w:tcPr>
+            <w:tcW w:type="dxa" w:w="4860"/>
+            <w:tcBorders>
+              <w:top w:val="single" w:color="CFE0DE" w:sz="1"/>
+              <w:left w:val="single" w:color="CFE0DE" w:sz="1"/>
+              <w:bottom w:val="single" w:color="CFE0DE" w:sz="1"/>
+              <w:right w:val="single" w:color="CFE0DE" w:sz="1"/>
+            </w:tcBorders>
+            <w:shd w:fill="EEF5F4" w:val="clear"/>
+            <w:tcMar>
+              <w:top w:type="dxa" w:w="50"/>
+              <w:left w:type="dxa" w:w="110"/>
+              <w:bottom w:type="dxa" w:w="50"/>
+              <w:right w:type="dxa" w:w="90"/>
+            </w:tcMar>
+            <w:vAlign w:val="center"/>
+          </w:tcPr>
+          <w:p>
+            <w:pPr>
+              <w:spacing w:after="0" w:line="240"/>
+              <w:jc w:val="left"/>
+            </w:pPr>
+            <w:r>
+              <w:rPr>
+                <w:rFonts w:ascii="Apple SD Gothic Neo" w:cs="Apple SD Gothic Neo" w:eastAsia="Apple SD Gothic Neo" w:hAnsi="Apple SD Gothic Neo"/>
+                <w:b w:val="false"/>
+                <w:bCs w:val="false"/>
+                <w:color w:val="1E2A2A"/>
+                <w:sz w:val="19"/>
+                <w:szCs w:val="19"/>
+              </w:rPr>
+              <w:t xml:space="preserve">신고자·대상자·처리관리자(역할별)</w:t>
+            </w:r>
+          </w:p>
+        </w:tc>
+      </w:tr>
+    </w:tbl>
+    <w:p>
+      <w:pPr>
+        <w:spacing w:after="80"/>
+      </w:pPr>
+    </w:p>
+    <w:p>
+      <w:pPr>
+        <w:pStyle w:val="Heading2"/>
+        <w:spacing w:after="110" w:before="220"/>
+      </w:pPr>
+      <w:r>
+        <w:rPr>
+          <w:rFonts w:ascii="Apple SD Gothic Neo" w:cs="Apple SD Gothic Neo" w:eastAsia="Apple SD Gothic Neo" w:hAnsi="Apple SD Gothic Neo"/>
+          <w:b/>
+          <w:bCs/>
+          <w:color w:val="0E7C7B"/>
+          <w:sz w:val="25"/>
+          <w:szCs w:val="25"/>
+        </w:rPr>
+        <w:t xml:space="preserve">3.2.4 파일 내용 구성 (프로젝트 디렉터리)</w:t>
       </w:r>
     </w:p>
     <w:p>
